--- a/vvdn/converters/ac-dc/controlled-rectifiers.docx
+++ b/vvdn/converters/ac-dc/controlled-rectifiers.docx
@@ -154,33 +154,1995 @@
                 <w:color w:val="2D3748"/>
                 <w:sz w:val="18"/>
               </w:rPr>
-              <w:t xml:space="preserve">                      Single-Phase Controlled Rectifier Architectures</w:t>
+              <w:t>========================================================================================================================</w:t>
               <w:br/>
-              <w:t xml:space="preserve">   SEMI-CONVERTER (Half-Controlled: 2 SCRs + 2 Diodes)   FULL-CONVERTER (Fully-Controlled: 4 SCRs)</w:t>
+              <w:t xml:space="preserve">     DETAILED HARDWARE SCHEMATIC: SINGLE-PHASE FULLY-CONTROLLED THYRISTOR BRIDGE (230V AC -&gt; 0-200V DC / 25A)</w:t>
               <w:br/>
-              <w:t xml:space="preserve">          Line ───┬──────────────────────┐                      Line ───┬──────────────────────┐</w:t>
+              <w:t>========================================================================================================================</w:t>
               <w:br/>
-              <w:t xml:space="preserve">                  │                      │                              │                      │</w:t>
               <w:br/>
-              <w:t xml:space="preserve">                ┌─┴─┐ T1               ┌─┴─┐ T2                       ┌─┴─┐ T1               ┌─┴─┐ T3</w:t>
+              <w:t xml:space="preserve">    AC LINE (230V RMS) ──[ F1: 30A Fast ]──┬─────────────────────────────────────────────────────────────┐</w:t>
               <w:br/>
-              <w:t xml:space="preserve">                │SCR│                  │SCR│                          │SCR│                  │SCR│</w:t>
+              <w:t xml:space="preserve">                                           │                                                             │</w:t>
               <w:br/>
-              <w:t xml:space="preserve">                └─┬─┘                  └─┬─┘                          └─┬─┘                  └─┬─┘</w:t>
+              <w:t xml:space="preserve">                                          ┌┴┐ MOV1: 275V RMS                                             │</w:t>
               <w:br/>
-              <w:t xml:space="preserve">                  ├──────────┬───────────┤                              ├──────────┬───────────┤</w:t>
+              <w:t xml:space="preserve">                                          │ │ (Surge Clamp)                                              │</w:t>
               <w:br/>
-              <w:t xml:space="preserve">                  │          │           │                              │          │           │</w:t>
+              <w:t xml:space="preserve">                                          └┬┘                                                            │</w:t>
               <w:br/>
-              <w:t xml:space="preserve">                ┌─┴─┐ D1    ┌┴┐ D_FW   ┌─┴─┐ D2                       ┌─┴─┐ T4    ┌┴┐ Load   ┌─┴─┐ T2</w:t>
+              <w:t xml:space="preserve">    AC NEUTRAL ────────────────────────────┼───────────────────────────┬─────────────────────────────────┼───+</w:t>
               <w:br/>
-              <w:t xml:space="preserve">                │&gt;| │Diode  │ │ (Opt)  │&gt;| │Diode                     │SCR│       │ │ R-L-E  │SCR│</w:t>
+              <w:t xml:space="preserve">                                           │                           │                                 │   │</w:t>
               <w:br/>
-              <w:t xml:space="preserve">                └─┬─┘       └┬┘        └─┬─┘                          └─┬─┘       └┬┘        └─┬─┘</w:t>
+              <w:t xml:space="preserve">                                           │                           │                                 │   │</w:t>
               <w:br/>
-              <w:t xml:space="preserve">                  │          │           │                              │          │           │</w:t>
+              <w:t xml:space="preserve">                                       Anode (A)                   Anode (A)                             │   │</w:t>
               <w:br/>
-              <w:t xml:space="preserve">        Neutral ──┴──────────┴───────────┴─                  Neutral ───┴──────────┴───────────┴─</w:t>
+              <w:t xml:space="preserve">                                      ┌────┴──────────┐           ┌────┴──────────┐                      │   │</w:t>
+              <w:br/>
+              <w:t xml:space="preserve">                                      │ T1: THYRISTOR │           │ T3: THYRISTOR │                      │   │</w:t>
+              <w:br/>
+              <w:t xml:space="preserve">                                      │ Vishay 40TPS12│           │ Vishay 40TPS12│                      │   │</w:t>
+              <w:br/>
+              <w:t xml:space="preserve">                               +-----&gt;│ (1200V, 35A)  │    +-----&gt;│ (1200V, 35A)  │                      │   │</w:t>
+              <w:br/>
+              <w:t xml:space="preserve">                               | Gate └────┬──────────┘    | Gate └────┬──────────┘                      │   │</w:t>
+              <w:br/>
+              <w:t xml:space="preserve">                               |     Cath  │               |     Cath  │                                 │   │</w:t>
+              <w:br/>
+              <w:t xml:space="preserve">                               |           │               |           │                                 │   │</w:t>
+              <w:br/>
+              <w:t xml:space="preserve">                               |           +---------------+-----------+=== COMMON CATHODE DC+           │   │</w:t>
+              <w:br/>
+              <w:t xml:space="preserve">                               |           |                                (0V to +207V Controlled)     │   │</w:t>
+              <w:br/>
+              <w:t xml:space="preserve">                               |           |                                                             │   │</w:t>
+              <w:br/>
+              <w:t xml:space="preserve">                               |           ├──[ R_snub: 22Ω / 5W ]         +=== LOAD TERMINAL +          │   │</w:t>
+              <w:br/>
+              <w:t xml:space="preserve">                               |           │         │                     |                             │   │</w:t>
+              <w:br/>
+              <w:t xml:space="preserve">                               |           │   [ C_snub: 0.1µF / 630V ]    +---[ L_filter: 50mH / 25A ]--+   │</w:t>
+              <w:br/>
+              <w:t xml:space="preserve">                               |           │         │                         (DC Smoothing Choke)      │   │</w:t>
+              <w:br/>
+              <w:t xml:space="preserve">                               |           │      AC LINE                                                │   │</w:t>
+              <w:br/>
+              <w:t xml:space="preserve">                               |           │                                                             │   │</w:t>
+              <w:br/>
+              <w:t xml:space="preserve">                               |       Cath│                                                           ┌─┴─┐ │</w:t>
+              <w:br/>
+              <w:t xml:space="preserve">                               |      ┌────┴──────────┐                                                │ R │ │</w:t>
+              <w:br/>
+              <w:t xml:space="preserve">                               |      │ T4: THYRISTOR │                                                │ L │ │</w:t>
+              <w:br/>
+              <w:t xml:space="preserve">                               |      │ Vishay 40TPS12│                                                │ O │ │</w:t>
+              <w:br/>
+              <w:t xml:space="preserve">                               |   +-&gt;│ (1200V, 35A)  │                                                │ A │ │</w:t>
+              <w:br/>
+              <w:t xml:space="preserve">                               |   |  └────┬──────────┘                                                │ D │ │</w:t>
+              <w:br/>
+              <w:t xml:space="preserve">                               |   |  Anode│                                                           └─┬─┘ │</w:t>
+              <w:br/>
+              <w:t xml:space="preserve">                               |   |       │                                                             │   │</w:t>
+              <w:br/>
+              <w:t xml:space="preserve">                               |   |       +---------------------------+=== COMMON ANODE DC-             │   │</w:t>
+              <w:br/>
+              <w:t xml:space="preserve">                               |   |                                   |    (Return Reference)           │   │</w:t>
+              <w:br/>
+              <w:t xml:space="preserve">                               |   |                                   |                                ┌┴┐  │</w:t>
+              <w:br/>
+              <w:t xml:space="preserve">                               |   |                               Cath│                                │-│  │</w:t>
+              <w:br/>
+              <w:t xml:space="preserve">                               |   |                              ┌────┴──────────┐                     │E│  │</w:t>
+              <w:br/>
+              <w:t xml:space="preserve">                               |   |                              │ T2: THYRISTOR │                     │+│  │</w:t>
+              <w:br/>
+              <w:t xml:space="preserve">                               |   |                              │ Vishay 40TPS12│                     └┬┘  │</w:t>
+              <w:br/>
+              <w:t xml:space="preserve">                               |   |                       +-----&gt;│ (1200V, 35A)  │                      │   │</w:t>
+              <w:br/>
+              <w:t xml:space="preserve">                               |   |                       | Gate └────┬──────────┘                      │   │</w:t>
+              <w:br/>
+              <w:t xml:space="preserve">                               |   |                       |      Anode│        (DC Motor Back-EMF)      │   │</w:t>
+              <w:br/>
+              <w:t xml:space="preserve">                               |   |                       |           │                                 │   │</w:t>
+              <w:br/>
+              <w:t xml:space="preserve">                               |   |                       |           +─────────────────────────────────┼───+</w:t>
+              <w:br/>
+              <w:t xml:space="preserve">                               |   |                       |           │                                 │</w:t>
+              <w:br/>
+              <w:t xml:space="preserve">                               +---|-----------------------|-----------|---[ PULSE TRANSFORMER TX1: GATE 1 &amp; 2 ]</w:t>
+              <w:br/>
+              <w:t xml:space="preserve">                                   +-----------------------+-----------|---[ PULSE TRANSFORMER TX2: GATE 3 &amp; 4 ]</w:t>
+              <w:br/>
+              <w:t xml:space="preserve">                                                                       │     (Isolated Trigger: 1:1, 100mA Firing Pulse)</w:t>
+              <w:br/>
+              <w:t xml:space="preserve">                                                                       │</w:t>
+              <w:br/>
+              <w:t xml:space="preserve">    AC NEUTRAL ────────────────────────────────────────────────────────┴────────────────────────────────────────</w:t>
+            </w:r>
+          </w:p>
+        </w:tc>
+      </w:tr>
+    </w:tbl>
+    <w:p/>
+    <w:p>
+      <w:pPr>
+        <w:spacing w:before="160" w:after="80"/>
+      </w:pPr>
+      <w:r>
+        <w:rPr>
+          <w:b/>
+          <w:color w:val="4682B4"/>
+          <w:sz w:val="24"/>
+        </w:rPr>
+        <w:t>1.1 Detailed Component Connection Netlist &amp; Terminal Details:</w:t>
+      </w:r>
+    </w:p>
+    <w:tbl>
+      <w:tblPr>
+        <w:tblW w:type="auto" w:w="0"/>
+        <w:jc w:val="center"/>
+        <w:tblLook w:firstColumn="1" w:firstRow="1" w:lastColumn="0" w:lastRow="0" w:noHBand="0" w:noVBand="1" w:val="04A0"/>
+        <w:tblBorders>
+          <w:top w:val="single" w:sz="4" w:space="0" w:color="D0D7DE"/>
+          <w:left w:val="none"/>
+          <w:bottom w:val="single" w:sz="8" w:space="0" w:color="D0D7DE"/>
+          <w:right w:val="none"/>
+          <w:insideH w:val="single" w:sz="4" w:space="0" w:color="D0D7DE"/>
+          <w:insideV w:val="none"/>
+        </w:tblBorders>
+      </w:tblPr>
+      <w:tblGrid>
+        <w:gridCol w:w="1958"/>
+        <w:gridCol w:w="1958"/>
+        <w:gridCol w:w="1958"/>
+        <w:gridCol w:w="1958"/>
+        <w:gridCol w:w="1958"/>
+      </w:tblGrid>
+      <w:tr>
+        <w:tc>
+          <w:tcPr>
+            <w:tcW w:type="dxa" w:w="1958"/>
+            <w:shd w:fill="204A6E"/>
+            <w:tcMar>
+              <w:top w:w="100" w:type="dxa"/>
+              <w:bottom w:w="100" w:type="dxa"/>
+              <w:left w:w="120" w:type="dxa"/>
+              <w:right w:w="120" w:type="dxa"/>
+            </w:tcMar>
+            <w:vAlign w:val="center"/>
+          </w:tcPr>
+          <w:p>
+            <w:pPr>
+              <w:spacing w:after="0"/>
+            </w:pPr>
+            <w:r>
+              <w:rPr>
+                <w:b/>
+                <w:color w:val="FFFFFF"/>
+                <w:sz w:val="19"/>
+              </w:rPr>
+              <w:t>Net Name</w:t>
+            </w:r>
+          </w:p>
+        </w:tc>
+        <w:tc>
+          <w:tcPr>
+            <w:tcW w:type="dxa" w:w="1958"/>
+            <w:shd w:fill="204A6E"/>
+            <w:tcMar>
+              <w:top w:w="100" w:type="dxa"/>
+              <w:bottom w:w="100" w:type="dxa"/>
+              <w:left w:w="120" w:type="dxa"/>
+              <w:right w:w="120" w:type="dxa"/>
+            </w:tcMar>
+            <w:vAlign w:val="center"/>
+          </w:tcPr>
+          <w:p>
+            <w:pPr>
+              <w:spacing w:after="0"/>
+            </w:pPr>
+            <w:r>
+              <w:rPr>
+                <w:b/>
+                <w:color w:val="FFFFFF"/>
+                <w:sz w:val="19"/>
+              </w:rPr>
+              <w:t>Source (Pin / Terminal)</w:t>
+            </w:r>
+          </w:p>
+        </w:tc>
+        <w:tc>
+          <w:tcPr>
+            <w:tcW w:type="dxa" w:w="1958"/>
+            <w:shd w:fill="204A6E"/>
+            <w:tcMar>
+              <w:top w:w="100" w:type="dxa"/>
+              <w:bottom w:w="100" w:type="dxa"/>
+              <w:left w:w="120" w:type="dxa"/>
+              <w:right w:w="120" w:type="dxa"/>
+            </w:tcMar>
+            <w:vAlign w:val="center"/>
+          </w:tcPr>
+          <w:p>
+            <w:pPr>
+              <w:spacing w:after="0"/>
+            </w:pPr>
+            <w:r>
+              <w:rPr>
+                <w:b/>
+                <w:color w:val="FFFFFF"/>
+                <w:sz w:val="19"/>
+              </w:rPr>
+              <w:t>Destination (Pin / Terminal)</w:t>
+            </w:r>
+          </w:p>
+        </w:tc>
+        <w:tc>
+          <w:tcPr>
+            <w:tcW w:type="dxa" w:w="1958"/>
+            <w:shd w:fill="204A6E"/>
+            <w:tcMar>
+              <w:top w:w="100" w:type="dxa"/>
+              <w:bottom w:w="100" w:type="dxa"/>
+              <w:left w:w="120" w:type="dxa"/>
+              <w:right w:w="120" w:type="dxa"/>
+            </w:tcMar>
+            <w:vAlign w:val="center"/>
+          </w:tcPr>
+          <w:p>
+            <w:pPr>
+              <w:spacing w:after="0"/>
+            </w:pPr>
+            <w:r>
+              <w:rPr>
+                <w:b/>
+                <w:color w:val="FFFFFF"/>
+                <w:sz w:val="19"/>
+              </w:rPr>
+              <w:t>Electrical Function</w:t>
+            </w:r>
+          </w:p>
+        </w:tc>
+        <w:tc>
+          <w:tcPr>
+            <w:tcW w:type="dxa" w:w="1958"/>
+            <w:shd w:fill="204A6E"/>
+            <w:tcMar>
+              <w:top w:w="100" w:type="dxa"/>
+              <w:bottom w:w="100" w:type="dxa"/>
+              <w:left w:w="120" w:type="dxa"/>
+              <w:right w:w="120" w:type="dxa"/>
+            </w:tcMar>
+            <w:vAlign w:val="center"/>
+          </w:tcPr>
+          <w:p>
+            <w:pPr>
+              <w:spacing w:after="0"/>
+            </w:pPr>
+            <w:r>
+              <w:rPr>
+                <w:b/>
+                <w:color w:val="FFFFFF"/>
+                <w:sz w:val="19"/>
+              </w:rPr>
+              <w:t>Hardware Engineering Notes</w:t>
+            </w:r>
+          </w:p>
+        </w:tc>
+      </w:tr>
+      <w:tr>
+        <w:tc>
+          <w:tcPr>
+            <w:tcW w:type="dxa" w:w="1958"/>
+            <w:tcMar>
+              <w:top w:w="80" w:type="dxa"/>
+              <w:bottom w:w="80" w:type="dxa"/>
+              <w:left w:w="120" w:type="dxa"/>
+              <w:right w:w="120" w:type="dxa"/>
+            </w:tcMar>
+            <w:vAlign w:val="center"/>
+          </w:tcPr>
+          <w:p>
+            <w:pPr>
+              <w:spacing w:after="0"/>
+            </w:pPr>
+            <w:r>
+              <w:rPr>
+                <w:b/>
+                <w:color w:val="282C34"/>
+                <w:sz w:val="18"/>
+              </w:rPr>
+              <w:t>AC_LINE</w:t>
+            </w:r>
+          </w:p>
+        </w:tc>
+        <w:tc>
+          <w:tcPr>
+            <w:tcW w:type="dxa" w:w="1958"/>
+            <w:tcMar>
+              <w:top w:w="80" w:type="dxa"/>
+              <w:bottom w:w="80" w:type="dxa"/>
+              <w:left w:w="120" w:type="dxa"/>
+              <w:right w:w="120" w:type="dxa"/>
+            </w:tcMar>
+            <w:vAlign w:val="center"/>
+          </w:tcPr>
+          <w:p>
+            <w:pPr>
+              <w:spacing w:after="0"/>
+            </w:pPr>
+            <w:r>
+              <w:rPr>
+                <w:color w:val="282C34"/>
+                <w:sz w:val="18"/>
+              </w:rPr>
+              <w:t>AC Mains Live Feed</w:t>
+            </w:r>
+          </w:p>
+        </w:tc>
+        <w:tc>
+          <w:tcPr>
+            <w:tcW w:type="dxa" w:w="1958"/>
+            <w:tcMar>
+              <w:top w:w="80" w:type="dxa"/>
+              <w:bottom w:w="80" w:type="dxa"/>
+              <w:left w:w="120" w:type="dxa"/>
+              <w:right w:w="120" w:type="dxa"/>
+            </w:tcMar>
+            <w:vAlign w:val="center"/>
+          </w:tcPr>
+          <w:p>
+            <w:pPr>
+              <w:spacing w:after="0"/>
+            </w:pPr>
+            <w:r>
+              <w:rPr>
+                <w:i/>
+                <w:color w:val="145AA0"/>
+                <w:sz w:val="18"/>
+              </w:rPr>
+              <w:t>T_1</w:t>
+            </w:r>
+            <w:r>
+              <w:rPr>
+                <w:color w:val="282C34"/>
+                <w:sz w:val="18"/>
+              </w:rPr>
+              <w:t xml:space="preserve"> Anode, </w:t>
+            </w:r>
+            <w:r>
+              <w:rPr>
+                <w:i/>
+                <w:color w:val="145AA0"/>
+                <w:sz w:val="18"/>
+              </w:rPr>
+              <w:t>T_4</w:t>
+            </w:r>
+            <w:r>
+              <w:rPr>
+                <w:color w:val="282C34"/>
+                <w:sz w:val="18"/>
+              </w:rPr>
+              <w:t xml:space="preserve"> Cathode, Snubber</w:t>
+            </w:r>
+          </w:p>
+        </w:tc>
+        <w:tc>
+          <w:tcPr>
+            <w:tcW w:type="dxa" w:w="1958"/>
+            <w:tcMar>
+              <w:top w:w="80" w:type="dxa"/>
+              <w:bottom w:w="80" w:type="dxa"/>
+              <w:left w:w="120" w:type="dxa"/>
+              <w:right w:w="120" w:type="dxa"/>
+            </w:tcMar>
+            <w:vAlign w:val="center"/>
+          </w:tcPr>
+          <w:p>
+            <w:pPr>
+              <w:spacing w:after="0"/>
+            </w:pPr>
+            <w:r>
+              <w:rPr>
+                <w:color w:val="282C34"/>
+                <w:sz w:val="18"/>
+              </w:rPr>
+              <w:t>Input AC phase branch 1</w:t>
+            </w:r>
+          </w:p>
+        </w:tc>
+        <w:tc>
+          <w:tcPr>
+            <w:tcW w:type="dxa" w:w="1958"/>
+            <w:tcMar>
+              <w:top w:w="80" w:type="dxa"/>
+              <w:bottom w:w="80" w:type="dxa"/>
+              <w:left w:w="120" w:type="dxa"/>
+              <w:right w:w="120" w:type="dxa"/>
+            </w:tcMar>
+            <w:vAlign w:val="center"/>
+          </w:tcPr>
+          <w:p>
+            <w:pPr>
+              <w:spacing w:after="0"/>
+            </w:pPr>
+            <w:r>
+              <w:rPr>
+                <w:color w:val="282C34"/>
+                <w:sz w:val="18"/>
+              </w:rPr>
+              <w:t>Line input connects between upper and lower thyristors of Leg 1.</w:t>
+            </w:r>
+          </w:p>
+        </w:tc>
+      </w:tr>
+      <w:tr>
+        <w:tc>
+          <w:tcPr>
+            <w:tcW w:type="dxa" w:w="1958"/>
+            <w:shd w:fill="F4F7F9"/>
+            <w:tcMar>
+              <w:top w:w="80" w:type="dxa"/>
+              <w:bottom w:w="80" w:type="dxa"/>
+              <w:left w:w="120" w:type="dxa"/>
+              <w:right w:w="120" w:type="dxa"/>
+            </w:tcMar>
+            <w:vAlign w:val="center"/>
+          </w:tcPr>
+          <w:p>
+            <w:pPr>
+              <w:spacing w:after="0"/>
+            </w:pPr>
+            <w:r>
+              <w:rPr>
+                <w:b/>
+                <w:color w:val="282C34"/>
+                <w:sz w:val="18"/>
+              </w:rPr>
+              <w:t>AC_NEUTRAL</w:t>
+            </w:r>
+          </w:p>
+        </w:tc>
+        <w:tc>
+          <w:tcPr>
+            <w:tcW w:type="dxa" w:w="1958"/>
+            <w:shd w:fill="F4F7F9"/>
+            <w:tcMar>
+              <w:top w:w="80" w:type="dxa"/>
+              <w:bottom w:w="80" w:type="dxa"/>
+              <w:left w:w="120" w:type="dxa"/>
+              <w:right w:w="120" w:type="dxa"/>
+            </w:tcMar>
+            <w:vAlign w:val="center"/>
+          </w:tcPr>
+          <w:p>
+            <w:pPr>
+              <w:spacing w:after="0"/>
+            </w:pPr>
+            <w:r>
+              <w:rPr>
+                <w:color w:val="282C34"/>
+                <w:sz w:val="18"/>
+              </w:rPr>
+              <w:t>AC Mains Neutral Feed</w:t>
+            </w:r>
+          </w:p>
+        </w:tc>
+        <w:tc>
+          <w:tcPr>
+            <w:tcW w:type="dxa" w:w="1958"/>
+            <w:shd w:fill="F4F7F9"/>
+            <w:tcMar>
+              <w:top w:w="80" w:type="dxa"/>
+              <w:bottom w:w="80" w:type="dxa"/>
+              <w:left w:w="120" w:type="dxa"/>
+              <w:right w:w="120" w:type="dxa"/>
+            </w:tcMar>
+            <w:vAlign w:val="center"/>
+          </w:tcPr>
+          <w:p>
+            <w:pPr>
+              <w:spacing w:after="0"/>
+            </w:pPr>
+            <w:r>
+              <w:rPr>
+                <w:i/>
+                <w:color w:val="145AA0"/>
+                <w:sz w:val="18"/>
+              </w:rPr>
+              <w:t>T_3</w:t>
+            </w:r>
+            <w:r>
+              <w:rPr>
+                <w:color w:val="282C34"/>
+                <w:sz w:val="18"/>
+              </w:rPr>
+              <w:t xml:space="preserve"> Anode, </w:t>
+            </w:r>
+            <w:r>
+              <w:rPr>
+                <w:i/>
+                <w:color w:val="145AA0"/>
+                <w:sz w:val="18"/>
+              </w:rPr>
+              <w:t>T_2</w:t>
+            </w:r>
+            <w:r>
+              <w:rPr>
+                <w:color w:val="282C34"/>
+                <w:sz w:val="18"/>
+              </w:rPr>
+              <w:t xml:space="preserve"> Cathode, Snubber</w:t>
+            </w:r>
+          </w:p>
+        </w:tc>
+        <w:tc>
+          <w:tcPr>
+            <w:tcW w:type="dxa" w:w="1958"/>
+            <w:shd w:fill="F4F7F9"/>
+            <w:tcMar>
+              <w:top w:w="80" w:type="dxa"/>
+              <w:bottom w:w="80" w:type="dxa"/>
+              <w:left w:w="120" w:type="dxa"/>
+              <w:right w:w="120" w:type="dxa"/>
+            </w:tcMar>
+            <w:vAlign w:val="center"/>
+          </w:tcPr>
+          <w:p>
+            <w:pPr>
+              <w:spacing w:after="0"/>
+            </w:pPr>
+            <w:r>
+              <w:rPr>
+                <w:color w:val="282C34"/>
+                <w:sz w:val="18"/>
+              </w:rPr>
+              <w:t>Input AC phase branch 2</w:t>
+            </w:r>
+          </w:p>
+        </w:tc>
+        <w:tc>
+          <w:tcPr>
+            <w:tcW w:type="dxa" w:w="1958"/>
+            <w:shd w:fill="F4F7F9"/>
+            <w:tcMar>
+              <w:top w:w="80" w:type="dxa"/>
+              <w:bottom w:w="80" w:type="dxa"/>
+              <w:left w:w="120" w:type="dxa"/>
+              <w:right w:w="120" w:type="dxa"/>
+            </w:tcMar>
+            <w:vAlign w:val="center"/>
+          </w:tcPr>
+          <w:p>
+            <w:pPr>
+              <w:spacing w:after="0"/>
+            </w:pPr>
+            <w:r>
+              <w:rPr>
+                <w:color w:val="282C34"/>
+                <w:sz w:val="18"/>
+              </w:rPr>
+              <w:t>Neutral connects between upper and lower thyristors of Leg 2.</w:t>
+            </w:r>
+          </w:p>
+        </w:tc>
+      </w:tr>
+      <w:tr>
+        <w:tc>
+          <w:tcPr>
+            <w:tcW w:type="dxa" w:w="1958"/>
+            <w:tcMar>
+              <w:top w:w="80" w:type="dxa"/>
+              <w:bottom w:w="80" w:type="dxa"/>
+              <w:left w:w="120" w:type="dxa"/>
+              <w:right w:w="120" w:type="dxa"/>
+            </w:tcMar>
+            <w:vAlign w:val="center"/>
+          </w:tcPr>
+          <w:p>
+            <w:pPr>
+              <w:spacing w:after="0"/>
+            </w:pPr>
+            <w:r>
+              <w:rPr>
+                <w:b/>
+                <w:color w:val="282C34"/>
+                <w:sz w:val="18"/>
+              </w:rPr>
+              <w:t>DC_POS (+)</w:t>
+            </w:r>
+          </w:p>
+        </w:tc>
+        <w:tc>
+          <w:tcPr>
+            <w:tcW w:type="dxa" w:w="1958"/>
+            <w:tcMar>
+              <w:top w:w="80" w:type="dxa"/>
+              <w:bottom w:w="80" w:type="dxa"/>
+              <w:left w:w="120" w:type="dxa"/>
+              <w:right w:w="120" w:type="dxa"/>
+            </w:tcMar>
+            <w:vAlign w:val="center"/>
+          </w:tcPr>
+          <w:p>
+            <w:pPr>
+              <w:spacing w:after="0"/>
+            </w:pPr>
+            <w:r>
+              <w:rPr>
+                <w:color w:val="282C34"/>
+                <w:sz w:val="18"/>
+              </w:rPr>
+              <w:t xml:space="preserve">Thyristors </w:t>
+            </w:r>
+            <w:r>
+              <w:rPr>
+                <w:i/>
+                <w:color w:val="145AA0"/>
+                <w:sz w:val="18"/>
+              </w:rPr>
+              <w:t>T_1, T_3</w:t>
+            </w:r>
+            <w:r>
+              <w:rPr>
+                <w:color w:val="282C34"/>
+                <w:sz w:val="18"/>
+              </w:rPr>
+              <w:t xml:space="preserve"> Cathodes</w:t>
+            </w:r>
+          </w:p>
+        </w:tc>
+        <w:tc>
+          <w:tcPr>
+            <w:tcW w:type="dxa" w:w="1958"/>
+            <w:tcMar>
+              <w:top w:w="80" w:type="dxa"/>
+              <w:bottom w:w="80" w:type="dxa"/>
+              <w:left w:w="120" w:type="dxa"/>
+              <w:right w:w="120" w:type="dxa"/>
+            </w:tcMar>
+            <w:vAlign w:val="center"/>
+          </w:tcPr>
+          <w:p>
+            <w:pPr>
+              <w:spacing w:after="0"/>
+            </w:pPr>
+            <w:r>
+              <w:rPr>
+                <w:color w:val="282C34"/>
+                <w:sz w:val="18"/>
+              </w:rPr>
+              <w:t xml:space="preserve">DC Smoothing Choke </w:t>
+            </w:r>
+            <w:r>
+              <w:rPr>
+                <w:i/>
+                <w:color w:val="145AA0"/>
+                <w:sz w:val="18"/>
+              </w:rPr>
+              <w:t>L_{filter</w:t>
+            </w:r>
+            <w:r>
+              <w:rPr>
+                <w:color w:val="282C34"/>
+                <w:sz w:val="18"/>
+              </w:rPr>
+              <w:t xml:space="preserve"> Input</w:t>
+            </w:r>
+          </w:p>
+        </w:tc>
+        <w:tc>
+          <w:tcPr>
+            <w:tcW w:type="dxa" w:w="1958"/>
+            <w:tcMar>
+              <w:top w:w="80" w:type="dxa"/>
+              <w:bottom w:w="80" w:type="dxa"/>
+              <w:left w:w="120" w:type="dxa"/>
+              <w:right w:w="120" w:type="dxa"/>
+            </w:tcMar>
+            <w:vAlign w:val="center"/>
+          </w:tcPr>
+          <w:p>
+            <w:pPr>
+              <w:spacing w:after="0"/>
+            </w:pPr>
+            <w:r>
+              <w:rPr>
+                <w:color w:val="282C34"/>
+                <w:sz w:val="18"/>
+              </w:rPr>
+              <w:t>Controlled DC positive bus</w:t>
+            </w:r>
+          </w:p>
+        </w:tc>
+        <w:tc>
+          <w:tcPr>
+            <w:tcW w:type="dxa" w:w="1958"/>
+            <w:tcMar>
+              <w:top w:w="80" w:type="dxa"/>
+              <w:bottom w:w="80" w:type="dxa"/>
+              <w:left w:w="120" w:type="dxa"/>
+              <w:right w:w="120" w:type="dxa"/>
+            </w:tcMar>
+            <w:vAlign w:val="center"/>
+          </w:tcPr>
+          <w:p>
+            <w:pPr>
+              <w:spacing w:after="0"/>
+            </w:pPr>
+            <w:r>
+              <w:rPr>
+                <w:color w:val="282C34"/>
+                <w:sz w:val="18"/>
+              </w:rPr>
+              <w:t xml:space="preserve">Average DC voltage is </w:t>
+            </w:r>
+            <w:r>
+              <w:rPr>
+                <w:i/>
+                <w:color w:val="145AA0"/>
+                <w:sz w:val="18"/>
+              </w:rPr>
+              <w:t>V_{dc = \frac{2 V_m{\pi \cos \alpha</w:t>
+            </w:r>
+            <w:r>
+              <w:rPr>
+                <w:color w:val="282C34"/>
+                <w:sz w:val="18"/>
+              </w:rPr>
+              <w:t xml:space="preserve">; can invert when </w:t>
+            </w:r>
+            <w:r>
+              <w:rPr>
+                <w:i/>
+                <w:color w:val="145AA0"/>
+                <w:sz w:val="18"/>
+              </w:rPr>
+              <w:t>\alpha &gt; 90^\circ</w:t>
+            </w:r>
+            <w:r>
+              <w:rPr>
+                <w:color w:val="282C34"/>
+                <w:sz w:val="18"/>
+              </w:rPr>
+              <w:t>.</w:t>
+            </w:r>
+          </w:p>
+        </w:tc>
+      </w:tr>
+      <w:tr>
+        <w:tc>
+          <w:tcPr>
+            <w:tcW w:type="dxa" w:w="1958"/>
+            <w:shd w:fill="F4F7F9"/>
+            <w:tcMar>
+              <w:top w:w="80" w:type="dxa"/>
+              <w:bottom w:w="80" w:type="dxa"/>
+              <w:left w:w="120" w:type="dxa"/>
+              <w:right w:w="120" w:type="dxa"/>
+            </w:tcMar>
+            <w:vAlign w:val="center"/>
+          </w:tcPr>
+          <w:p>
+            <w:pPr>
+              <w:spacing w:after="0"/>
+            </w:pPr>
+            <w:r>
+              <w:rPr>
+                <w:b/>
+                <w:color w:val="282C34"/>
+                <w:sz w:val="18"/>
+              </w:rPr>
+              <w:t>DC_NEG (-)</w:t>
+            </w:r>
+          </w:p>
+        </w:tc>
+        <w:tc>
+          <w:tcPr>
+            <w:tcW w:type="dxa" w:w="1958"/>
+            <w:shd w:fill="F4F7F9"/>
+            <w:tcMar>
+              <w:top w:w="80" w:type="dxa"/>
+              <w:bottom w:w="80" w:type="dxa"/>
+              <w:left w:w="120" w:type="dxa"/>
+              <w:right w:w="120" w:type="dxa"/>
+            </w:tcMar>
+            <w:vAlign w:val="center"/>
+          </w:tcPr>
+          <w:p>
+            <w:pPr>
+              <w:spacing w:after="0"/>
+            </w:pPr>
+            <w:r>
+              <w:rPr>
+                <w:color w:val="282C34"/>
+                <w:sz w:val="18"/>
+              </w:rPr>
+              <w:t xml:space="preserve">Thyristors </w:t>
+            </w:r>
+            <w:r>
+              <w:rPr>
+                <w:i/>
+                <w:color w:val="145AA0"/>
+                <w:sz w:val="18"/>
+              </w:rPr>
+              <w:t>T_4, T_2</w:t>
+            </w:r>
+            <w:r>
+              <w:rPr>
+                <w:color w:val="282C34"/>
+                <w:sz w:val="18"/>
+              </w:rPr>
+              <w:t xml:space="preserve"> Anodes</w:t>
+            </w:r>
+          </w:p>
+        </w:tc>
+        <w:tc>
+          <w:tcPr>
+            <w:tcW w:type="dxa" w:w="1958"/>
+            <w:shd w:fill="F4F7F9"/>
+            <w:tcMar>
+              <w:top w:w="80" w:type="dxa"/>
+              <w:bottom w:w="80" w:type="dxa"/>
+              <w:left w:w="120" w:type="dxa"/>
+              <w:right w:w="120" w:type="dxa"/>
+            </w:tcMar>
+            <w:vAlign w:val="center"/>
+          </w:tcPr>
+          <w:p>
+            <w:pPr>
+              <w:spacing w:after="0"/>
+            </w:pPr>
+            <w:r>
+              <w:rPr>
+                <w:color w:val="282C34"/>
+                <w:sz w:val="18"/>
+              </w:rPr>
+              <w:t>DC Motor / Load Negative Terminal</w:t>
+            </w:r>
+          </w:p>
+        </w:tc>
+        <w:tc>
+          <w:tcPr>
+            <w:tcW w:type="dxa" w:w="1958"/>
+            <w:shd w:fill="F4F7F9"/>
+            <w:tcMar>
+              <w:top w:w="80" w:type="dxa"/>
+              <w:bottom w:w="80" w:type="dxa"/>
+              <w:left w:w="120" w:type="dxa"/>
+              <w:right w:w="120" w:type="dxa"/>
+            </w:tcMar>
+            <w:vAlign w:val="center"/>
+          </w:tcPr>
+          <w:p>
+            <w:pPr>
+              <w:spacing w:after="0"/>
+            </w:pPr>
+            <w:r>
+              <w:rPr>
+                <w:color w:val="282C34"/>
+                <w:sz w:val="18"/>
+              </w:rPr>
+              <w:t>Controlled DC return rail</w:t>
+            </w:r>
+          </w:p>
+        </w:tc>
+        <w:tc>
+          <w:tcPr>
+            <w:tcW w:type="dxa" w:w="1958"/>
+            <w:shd w:fill="F4F7F9"/>
+            <w:tcMar>
+              <w:top w:w="80" w:type="dxa"/>
+              <w:bottom w:w="80" w:type="dxa"/>
+              <w:left w:w="120" w:type="dxa"/>
+              <w:right w:w="120" w:type="dxa"/>
+            </w:tcMar>
+            <w:vAlign w:val="center"/>
+          </w:tcPr>
+          <w:p>
+            <w:pPr>
+              <w:spacing w:after="0"/>
+            </w:pPr>
+            <w:r>
+              <w:rPr>
+                <w:color w:val="282C34"/>
+                <w:sz w:val="18"/>
+              </w:rPr>
+              <w:t>Commutated return carrying continuous unidirectional DC current.</w:t>
+            </w:r>
+          </w:p>
+        </w:tc>
+      </w:tr>
+      <w:tr>
+        <w:tc>
+          <w:tcPr>
+            <w:tcW w:type="dxa" w:w="1958"/>
+            <w:tcMar>
+              <w:top w:w="80" w:type="dxa"/>
+              <w:bottom w:w="80" w:type="dxa"/>
+              <w:left w:w="120" w:type="dxa"/>
+              <w:right w:w="120" w:type="dxa"/>
+            </w:tcMar>
+            <w:vAlign w:val="center"/>
+          </w:tcPr>
+          <w:p>
+            <w:pPr>
+              <w:spacing w:after="0"/>
+            </w:pPr>
+            <w:r>
+              <w:rPr>
+                <w:b/>
+                <w:color w:val="282C34"/>
+                <w:sz w:val="18"/>
+              </w:rPr>
+              <w:t>GATE_1_4</w:t>
+            </w:r>
+          </w:p>
+        </w:tc>
+        <w:tc>
+          <w:tcPr>
+            <w:tcW w:type="dxa" w:w="1958"/>
+            <w:tcMar>
+              <w:top w:w="80" w:type="dxa"/>
+              <w:bottom w:w="80" w:type="dxa"/>
+              <w:left w:w="120" w:type="dxa"/>
+              <w:right w:w="120" w:type="dxa"/>
+            </w:tcMar>
+            <w:vAlign w:val="center"/>
+          </w:tcPr>
+          <w:p>
+            <w:pPr>
+              <w:spacing w:after="0"/>
+            </w:pPr>
+            <w:r>
+              <w:rPr>
+                <w:color w:val="282C34"/>
+                <w:sz w:val="18"/>
+              </w:rPr>
+              <w:t>Pulse Transformer TX1 Secondary</w:t>
+            </w:r>
+          </w:p>
+        </w:tc>
+        <w:tc>
+          <w:tcPr>
+            <w:tcW w:type="dxa" w:w="1958"/>
+            <w:tcMar>
+              <w:top w:w="80" w:type="dxa"/>
+              <w:bottom w:w="80" w:type="dxa"/>
+              <w:left w:w="120" w:type="dxa"/>
+              <w:right w:w="120" w:type="dxa"/>
+            </w:tcMar>
+            <w:vAlign w:val="center"/>
+          </w:tcPr>
+          <w:p>
+            <w:pPr>
+              <w:spacing w:after="0"/>
+            </w:pPr>
+            <w:r>
+              <w:rPr>
+                <w:color w:val="282C34"/>
+                <w:sz w:val="18"/>
+              </w:rPr>
+              <w:t xml:space="preserve">Thyristors </w:t>
+            </w:r>
+            <w:r>
+              <w:rPr>
+                <w:i/>
+                <w:color w:val="145AA0"/>
+                <w:sz w:val="18"/>
+              </w:rPr>
+              <w:t>T_1, T_2</w:t>
+            </w:r>
+            <w:r>
+              <w:rPr>
+                <w:color w:val="282C34"/>
+                <w:sz w:val="18"/>
+              </w:rPr>
+              <w:t xml:space="preserve"> Gate-Cathode Pins</w:t>
+            </w:r>
+          </w:p>
+        </w:tc>
+        <w:tc>
+          <w:tcPr>
+            <w:tcW w:type="dxa" w:w="1958"/>
+            <w:tcMar>
+              <w:top w:w="80" w:type="dxa"/>
+              <w:bottom w:w="80" w:type="dxa"/>
+              <w:left w:w="120" w:type="dxa"/>
+              <w:right w:w="120" w:type="dxa"/>
+            </w:tcMar>
+            <w:vAlign w:val="center"/>
+          </w:tcPr>
+          <w:p>
+            <w:pPr>
+              <w:spacing w:after="0"/>
+            </w:pPr>
+            <w:r>
+              <w:rPr>
+                <w:color w:val="282C34"/>
+                <w:sz w:val="18"/>
+              </w:rPr>
+              <w:t>Synchronized gate firing pulse train</w:t>
+            </w:r>
+          </w:p>
+        </w:tc>
+        <w:tc>
+          <w:tcPr>
+            <w:tcW w:type="dxa" w:w="1958"/>
+            <w:tcMar>
+              <w:top w:w="80" w:type="dxa"/>
+              <w:bottom w:w="80" w:type="dxa"/>
+              <w:left w:w="120" w:type="dxa"/>
+              <w:right w:w="120" w:type="dxa"/>
+            </w:tcMar>
+            <w:vAlign w:val="center"/>
+          </w:tcPr>
+          <w:p>
+            <w:pPr>
+              <w:spacing w:after="0"/>
+            </w:pPr>
+            <w:r>
+              <w:rPr>
+                <w:color w:val="282C34"/>
+                <w:sz w:val="18"/>
+              </w:rPr>
+              <w:t xml:space="preserve">Fired simultaneously at angle </w:t>
+            </w:r>
+            <w:r>
+              <w:rPr>
+                <w:i/>
+                <w:color w:val="145AA0"/>
+                <w:sz w:val="18"/>
+              </w:rPr>
+              <w:t>\alpha</w:t>
+            </w:r>
+            <w:r>
+              <w:rPr>
+                <w:color w:val="282C34"/>
+                <w:sz w:val="18"/>
+              </w:rPr>
+              <w:t xml:space="preserve"> during positive utility half-cycle.</w:t>
+            </w:r>
+          </w:p>
+        </w:tc>
+      </w:tr>
+      <w:tr>
+        <w:tc>
+          <w:tcPr>
+            <w:tcW w:type="dxa" w:w="1958"/>
+            <w:shd w:fill="F4F7F9"/>
+            <w:tcMar>
+              <w:top w:w="80" w:type="dxa"/>
+              <w:bottom w:w="80" w:type="dxa"/>
+              <w:left w:w="120" w:type="dxa"/>
+              <w:right w:w="120" w:type="dxa"/>
+            </w:tcMar>
+            <w:vAlign w:val="center"/>
+          </w:tcPr>
+          <w:p>
+            <w:pPr>
+              <w:spacing w:after="0"/>
+            </w:pPr>
+            <w:r>
+              <w:rPr>
+                <w:b/>
+                <w:color w:val="282C34"/>
+                <w:sz w:val="18"/>
+              </w:rPr>
+              <w:t>GATE_3_2</w:t>
+            </w:r>
+          </w:p>
+        </w:tc>
+        <w:tc>
+          <w:tcPr>
+            <w:tcW w:type="dxa" w:w="1958"/>
+            <w:shd w:fill="F4F7F9"/>
+            <w:tcMar>
+              <w:top w:w="80" w:type="dxa"/>
+              <w:bottom w:w="80" w:type="dxa"/>
+              <w:left w:w="120" w:type="dxa"/>
+              <w:right w:w="120" w:type="dxa"/>
+            </w:tcMar>
+            <w:vAlign w:val="center"/>
+          </w:tcPr>
+          <w:p>
+            <w:pPr>
+              <w:spacing w:after="0"/>
+            </w:pPr>
+            <w:r>
+              <w:rPr>
+                <w:color w:val="282C34"/>
+                <w:sz w:val="18"/>
+              </w:rPr>
+              <w:t>Pulse Transformer TX2 Secondary</w:t>
+            </w:r>
+          </w:p>
+        </w:tc>
+        <w:tc>
+          <w:tcPr>
+            <w:tcW w:type="dxa" w:w="1958"/>
+            <w:shd w:fill="F4F7F9"/>
+            <w:tcMar>
+              <w:top w:w="80" w:type="dxa"/>
+              <w:bottom w:w="80" w:type="dxa"/>
+              <w:left w:w="120" w:type="dxa"/>
+              <w:right w:w="120" w:type="dxa"/>
+            </w:tcMar>
+            <w:vAlign w:val="center"/>
+          </w:tcPr>
+          <w:p>
+            <w:pPr>
+              <w:spacing w:after="0"/>
+            </w:pPr>
+            <w:r>
+              <w:rPr>
+                <w:color w:val="282C34"/>
+                <w:sz w:val="18"/>
+              </w:rPr>
+              <w:t xml:space="preserve">Thyristors </w:t>
+            </w:r>
+            <w:r>
+              <w:rPr>
+                <w:i/>
+                <w:color w:val="145AA0"/>
+                <w:sz w:val="18"/>
+              </w:rPr>
+              <w:t>T_3, T_4</w:t>
+            </w:r>
+            <w:r>
+              <w:rPr>
+                <w:color w:val="282C34"/>
+                <w:sz w:val="18"/>
+              </w:rPr>
+              <w:t xml:space="preserve"> Gate-Cathode Pins</w:t>
+            </w:r>
+          </w:p>
+        </w:tc>
+        <w:tc>
+          <w:tcPr>
+            <w:tcW w:type="dxa" w:w="1958"/>
+            <w:shd w:fill="F4F7F9"/>
+            <w:tcMar>
+              <w:top w:w="80" w:type="dxa"/>
+              <w:bottom w:w="80" w:type="dxa"/>
+              <w:left w:w="120" w:type="dxa"/>
+              <w:right w:w="120" w:type="dxa"/>
+            </w:tcMar>
+            <w:vAlign w:val="center"/>
+          </w:tcPr>
+          <w:p>
+            <w:pPr>
+              <w:spacing w:after="0"/>
+            </w:pPr>
+            <w:r>
+              <w:rPr>
+                <w:color w:val="282C34"/>
+                <w:sz w:val="18"/>
+              </w:rPr>
+              <w:t>Synchronized gate firing pulse train</w:t>
+            </w:r>
+          </w:p>
+        </w:tc>
+        <w:tc>
+          <w:tcPr>
+            <w:tcW w:type="dxa" w:w="1958"/>
+            <w:shd w:fill="F4F7F9"/>
+            <w:tcMar>
+              <w:top w:w="80" w:type="dxa"/>
+              <w:bottom w:w="80" w:type="dxa"/>
+              <w:left w:w="120" w:type="dxa"/>
+              <w:right w:w="120" w:type="dxa"/>
+            </w:tcMar>
+            <w:vAlign w:val="center"/>
+          </w:tcPr>
+          <w:p>
+            <w:pPr>
+              <w:spacing w:after="0"/>
+            </w:pPr>
+            <w:r>
+              <w:rPr>
+                <w:color w:val="282C34"/>
+                <w:sz w:val="18"/>
+              </w:rPr>
+              <w:t xml:space="preserve">Fired simultaneously at angle </w:t>
+            </w:r>
+            <w:r>
+              <w:rPr>
+                <w:i/>
+                <w:color w:val="145AA0"/>
+                <w:sz w:val="18"/>
+              </w:rPr>
+              <w:t>\pi + \alpha</w:t>
+            </w:r>
+            <w:r>
+              <w:rPr>
+                <w:color w:val="282C34"/>
+                <w:sz w:val="18"/>
+              </w:rPr>
+              <w:t xml:space="preserve"> during negative utility half-cycle.</w:t>
+            </w:r>
+          </w:p>
+        </w:tc>
+      </w:tr>
+    </w:tbl>
+    <w:p/>
+    <w:p>
+      <w:pPr>
+        <w:spacing w:before="160" w:after="80"/>
+      </w:pPr>
+      <w:r>
+        <w:rPr>
+          <w:b/>
+          <w:color w:val="4682B4"/>
+          <w:sz w:val="24"/>
+        </w:rPr>
+        <w:t>1.2 Component Bill of Materials &amp; Parametric Specifications:</w:t>
+      </w:r>
+    </w:p>
+    <w:tbl>
+      <w:tblPr>
+        <w:tblW w:type="auto" w:w="0"/>
+        <w:jc w:val="center"/>
+        <w:tblLook w:firstColumn="1" w:firstRow="1" w:lastColumn="0" w:lastRow="0" w:noHBand="0" w:noVBand="1" w:val="04A0"/>
+        <w:tblBorders>
+          <w:top w:val="single" w:sz="4" w:space="0" w:color="D0D7DE"/>
+          <w:left w:val="none"/>
+          <w:bottom w:val="single" w:sz="8" w:space="0" w:color="D0D7DE"/>
+          <w:right w:val="none"/>
+          <w:insideH w:val="single" w:sz="4" w:space="0" w:color="D0D7DE"/>
+          <w:insideV w:val="none"/>
+        </w:tblBorders>
+      </w:tblPr>
+      <w:tblGrid>
+        <w:gridCol w:w="1958"/>
+        <w:gridCol w:w="1958"/>
+        <w:gridCol w:w="1958"/>
+        <w:gridCol w:w="1958"/>
+        <w:gridCol w:w="1958"/>
+      </w:tblGrid>
+      <w:tr>
+        <w:tc>
+          <w:tcPr>
+            <w:tcW w:type="dxa" w:w="1958"/>
+            <w:shd w:fill="204A6E"/>
+            <w:tcMar>
+              <w:top w:w="100" w:type="dxa"/>
+              <w:bottom w:w="100" w:type="dxa"/>
+              <w:left w:w="120" w:type="dxa"/>
+              <w:right w:w="120" w:type="dxa"/>
+            </w:tcMar>
+            <w:vAlign w:val="center"/>
+          </w:tcPr>
+          <w:p>
+            <w:pPr>
+              <w:spacing w:after="0"/>
+            </w:pPr>
+            <w:r>
+              <w:rPr>
+                <w:b/>
+                <w:color w:val="FFFFFF"/>
+                <w:sz w:val="19"/>
+              </w:rPr>
+              <w:t>RefDes</w:t>
+            </w:r>
+          </w:p>
+        </w:tc>
+        <w:tc>
+          <w:tcPr>
+            <w:tcW w:type="dxa" w:w="1958"/>
+            <w:shd w:fill="204A6E"/>
+            <w:tcMar>
+              <w:top w:w="100" w:type="dxa"/>
+              <w:bottom w:w="100" w:type="dxa"/>
+              <w:left w:w="120" w:type="dxa"/>
+              <w:right w:w="120" w:type="dxa"/>
+            </w:tcMar>
+            <w:vAlign w:val="center"/>
+          </w:tcPr>
+          <w:p>
+            <w:pPr>
+              <w:spacing w:after="0"/>
+            </w:pPr>
+            <w:r>
+              <w:rPr>
+                <w:b/>
+                <w:color w:val="FFFFFF"/>
+                <w:sz w:val="19"/>
+              </w:rPr>
+              <w:t>Component Description</w:t>
+            </w:r>
+          </w:p>
+        </w:tc>
+        <w:tc>
+          <w:tcPr>
+            <w:tcW w:type="dxa" w:w="1958"/>
+            <w:shd w:fill="204A6E"/>
+            <w:tcMar>
+              <w:top w:w="100" w:type="dxa"/>
+              <w:bottom w:w="100" w:type="dxa"/>
+              <w:left w:w="120" w:type="dxa"/>
+              <w:right w:w="120" w:type="dxa"/>
+            </w:tcMar>
+            <w:vAlign w:val="center"/>
+          </w:tcPr>
+          <w:p>
+            <w:pPr>
+              <w:spacing w:after="0"/>
+            </w:pPr>
+            <w:r>
+              <w:rPr>
+                <w:b/>
+                <w:color w:val="FFFFFF"/>
+                <w:sz w:val="19"/>
+              </w:rPr>
+              <w:t>Manufacturer &amp; Part Number</w:t>
+            </w:r>
+          </w:p>
+        </w:tc>
+        <w:tc>
+          <w:tcPr>
+            <w:tcW w:type="dxa" w:w="1958"/>
+            <w:shd w:fill="204A6E"/>
+            <w:tcMar>
+              <w:top w:w="100" w:type="dxa"/>
+              <w:bottom w:w="100" w:type="dxa"/>
+              <w:left w:w="120" w:type="dxa"/>
+              <w:right w:w="120" w:type="dxa"/>
+            </w:tcMar>
+            <w:vAlign w:val="center"/>
+          </w:tcPr>
+          <w:p>
+            <w:pPr>
+              <w:spacing w:after="0"/>
+            </w:pPr>
+            <w:r>
+              <w:rPr>
+                <w:b/>
+                <w:color w:val="FFFFFF"/>
+                <w:sz w:val="19"/>
+              </w:rPr>
+              <w:t>Key Electrical Specifications</w:t>
+            </w:r>
+          </w:p>
+        </w:tc>
+        <w:tc>
+          <w:tcPr>
+            <w:tcW w:type="dxa" w:w="1958"/>
+            <w:shd w:fill="204A6E"/>
+            <w:tcMar>
+              <w:top w:w="100" w:type="dxa"/>
+              <w:bottom w:w="100" w:type="dxa"/>
+              <w:left w:w="120" w:type="dxa"/>
+              <w:right w:w="120" w:type="dxa"/>
+            </w:tcMar>
+            <w:vAlign w:val="center"/>
+          </w:tcPr>
+          <w:p>
+            <w:pPr>
+              <w:spacing w:after="0"/>
+            </w:pPr>
+            <w:r>
+              <w:rPr>
+                <w:b/>
+                <w:color w:val="FFFFFF"/>
+                <w:sz w:val="19"/>
+              </w:rPr>
+              <w:t>Critical Design Constraint</w:t>
+            </w:r>
+          </w:p>
+        </w:tc>
+      </w:tr>
+      <w:tr>
+        <w:tc>
+          <w:tcPr>
+            <w:tcW w:type="dxa" w:w="1958"/>
+            <w:tcMar>
+              <w:top w:w="80" w:type="dxa"/>
+              <w:bottom w:w="80" w:type="dxa"/>
+              <w:left w:w="120" w:type="dxa"/>
+              <w:right w:w="120" w:type="dxa"/>
+            </w:tcMar>
+            <w:vAlign w:val="center"/>
+          </w:tcPr>
+          <w:p>
+            <w:pPr>
+              <w:spacing w:after="0"/>
+            </w:pPr>
+            <w:r>
+              <w:rPr>
+                <w:b/>
+                <w:color w:val="282C34"/>
+                <w:sz w:val="18"/>
+              </w:rPr>
+              <w:t>$T_1 \dots T_4$</w:t>
+            </w:r>
+          </w:p>
+        </w:tc>
+        <w:tc>
+          <w:tcPr>
+            <w:tcW w:type="dxa" w:w="1958"/>
+            <w:tcMar>
+              <w:top w:w="80" w:type="dxa"/>
+              <w:bottom w:w="80" w:type="dxa"/>
+              <w:left w:w="120" w:type="dxa"/>
+              <w:right w:w="120" w:type="dxa"/>
+            </w:tcMar>
+            <w:vAlign w:val="center"/>
+          </w:tcPr>
+          <w:p>
+            <w:pPr>
+              <w:spacing w:after="0"/>
+            </w:pPr>
+            <w:r>
+              <w:rPr>
+                <w:color w:val="282C34"/>
+                <w:sz w:val="18"/>
+              </w:rPr>
+              <w:t>Phase-Control Thyristors</w:t>
+            </w:r>
+          </w:p>
+        </w:tc>
+        <w:tc>
+          <w:tcPr>
+            <w:tcW w:type="dxa" w:w="1958"/>
+            <w:tcMar>
+              <w:top w:w="80" w:type="dxa"/>
+              <w:bottom w:w="80" w:type="dxa"/>
+              <w:left w:w="120" w:type="dxa"/>
+              <w:right w:w="120" w:type="dxa"/>
+            </w:tcMar>
+            <w:vAlign w:val="center"/>
+          </w:tcPr>
+          <w:p>
+            <w:pPr>
+              <w:spacing w:after="0"/>
+            </w:pPr>
+            <w:r>
+              <w:rPr>
+                <w:color w:val="282C34"/>
+                <w:sz w:val="18"/>
+              </w:rPr>
+              <w:t>Vishay Semiconductors 40TPS12</w:t>
+            </w:r>
+          </w:p>
+        </w:tc>
+        <w:tc>
+          <w:tcPr>
+            <w:tcW w:type="dxa" w:w="1958"/>
+            <w:tcMar>
+              <w:top w:w="80" w:type="dxa"/>
+              <w:bottom w:w="80" w:type="dxa"/>
+              <w:left w:w="120" w:type="dxa"/>
+              <w:right w:w="120" w:type="dxa"/>
+            </w:tcMar>
+            <w:vAlign w:val="center"/>
+          </w:tcPr>
+          <w:p>
+            <w:pPr>
+              <w:spacing w:after="0"/>
+            </w:pPr>
+            <w:r>
+              <w:rPr>
+                <w:i/>
+                <w:color w:val="145AA0"/>
+                <w:sz w:val="18"/>
+              </w:rPr>
+              <w:t>V_{RRM = 1200\,V, I_{T(AV) = 35\,A, I_{GT = 150\,mA, V_{TM = 1.45\,V</w:t>
+            </w:r>
+          </w:p>
+        </w:tc>
+        <w:tc>
+          <w:tcPr>
+            <w:tcW w:type="dxa" w:w="1958"/>
+            <w:tcMar>
+              <w:top w:w="80" w:type="dxa"/>
+              <w:bottom w:w="80" w:type="dxa"/>
+              <w:left w:w="120" w:type="dxa"/>
+              <w:right w:w="120" w:type="dxa"/>
+            </w:tcMar>
+            <w:vAlign w:val="center"/>
+          </w:tcPr>
+          <w:p>
+            <w:pPr>
+              <w:spacing w:after="0"/>
+            </w:pPr>
+            <w:r>
+              <w:rPr>
+                <w:i/>
+                <w:color w:val="145AA0"/>
+                <w:sz w:val="18"/>
+              </w:rPr>
+              <w:t>1200\,V</w:t>
+            </w:r>
+            <w:r>
+              <w:rPr>
+                <w:color w:val="282C34"/>
+                <w:sz w:val="18"/>
+              </w:rPr>
+              <w:t xml:space="preserve"> rating easily withstands </w:t>
+            </w:r>
+            <w:r>
+              <w:rPr>
+                <w:i/>
+                <w:color w:val="145AA0"/>
+                <w:sz w:val="18"/>
+              </w:rPr>
+              <w:t>325\,V</w:t>
+            </w:r>
+            <w:r>
+              <w:rPr>
+                <w:color w:val="282C34"/>
+                <w:sz w:val="18"/>
+              </w:rPr>
+              <w:t xml:space="preserve"> peak grid voltage plus motor back-EMF spikes.</w:t>
+            </w:r>
+          </w:p>
+        </w:tc>
+      </w:tr>
+      <w:tr>
+        <w:tc>
+          <w:tcPr>
+            <w:tcW w:type="dxa" w:w="1958"/>
+            <w:shd w:fill="F4F7F9"/>
+            <w:tcMar>
+              <w:top w:w="80" w:type="dxa"/>
+              <w:bottom w:w="80" w:type="dxa"/>
+              <w:left w:w="120" w:type="dxa"/>
+              <w:right w:w="120" w:type="dxa"/>
+            </w:tcMar>
+            <w:vAlign w:val="center"/>
+          </w:tcPr>
+          <w:p>
+            <w:pPr>
+              <w:spacing w:after="0"/>
+            </w:pPr>
+            <w:r>
+              <w:rPr>
+                <w:b/>
+                <w:color w:val="282C34"/>
+                <w:sz w:val="18"/>
+              </w:rPr>
+              <w:t>$R_{snub}, C_{snub}$</w:t>
+            </w:r>
+          </w:p>
+        </w:tc>
+        <w:tc>
+          <w:tcPr>
+            <w:tcW w:type="dxa" w:w="1958"/>
+            <w:shd w:fill="F4F7F9"/>
+            <w:tcMar>
+              <w:top w:w="80" w:type="dxa"/>
+              <w:bottom w:w="80" w:type="dxa"/>
+              <w:left w:w="120" w:type="dxa"/>
+              <w:right w:w="120" w:type="dxa"/>
+            </w:tcMar>
+            <w:vAlign w:val="center"/>
+          </w:tcPr>
+          <w:p>
+            <w:pPr>
+              <w:spacing w:after="0"/>
+            </w:pPr>
+            <w:r>
+              <w:rPr>
+                <w:color w:val="282C34"/>
+                <w:sz w:val="18"/>
+              </w:rPr>
+              <w:t>Thyristor RC Snubbers</w:t>
+            </w:r>
+          </w:p>
+        </w:tc>
+        <w:tc>
+          <w:tcPr>
+            <w:tcW w:type="dxa" w:w="1958"/>
+            <w:shd w:fill="F4F7F9"/>
+            <w:tcMar>
+              <w:top w:w="80" w:type="dxa"/>
+              <w:bottom w:w="80" w:type="dxa"/>
+              <w:left w:w="120" w:type="dxa"/>
+              <w:right w:w="120" w:type="dxa"/>
+            </w:tcMar>
+            <w:vAlign w:val="center"/>
+          </w:tcPr>
+          <w:p>
+            <w:pPr>
+              <w:spacing w:after="0"/>
+            </w:pPr>
+            <w:r>
+              <w:rPr>
+                <w:color w:val="282C34"/>
+                <w:sz w:val="18"/>
+              </w:rPr>
+              <w:t>Ohmite 280 / KEMET PHE450</w:t>
+            </w:r>
+          </w:p>
+        </w:tc>
+        <w:tc>
+          <w:tcPr>
+            <w:tcW w:type="dxa" w:w="1958"/>
+            <w:shd w:fill="F4F7F9"/>
+            <w:tcMar>
+              <w:top w:w="80" w:type="dxa"/>
+              <w:bottom w:w="80" w:type="dxa"/>
+              <w:left w:w="120" w:type="dxa"/>
+              <w:right w:w="120" w:type="dxa"/>
+            </w:tcMar>
+            <w:vAlign w:val="center"/>
+          </w:tcPr>
+          <w:p>
+            <w:pPr>
+              <w:spacing w:after="0"/>
+            </w:pPr>
+            <w:r>
+              <w:rPr>
+                <w:i/>
+                <w:color w:val="145AA0"/>
+                <w:sz w:val="18"/>
+              </w:rPr>
+              <w:t>R = 22\,\Omega / 5\,W Wirewound, C = 0.1\,µF / 630\,V Film</w:t>
+            </w:r>
+          </w:p>
+        </w:tc>
+        <w:tc>
+          <w:tcPr>
+            <w:tcW w:type="dxa" w:w="1958"/>
+            <w:shd w:fill="F4F7F9"/>
+            <w:tcMar>
+              <w:top w:w="80" w:type="dxa"/>
+              <w:bottom w:w="80" w:type="dxa"/>
+              <w:left w:w="120" w:type="dxa"/>
+              <w:right w:w="120" w:type="dxa"/>
+            </w:tcMar>
+            <w:vAlign w:val="center"/>
+          </w:tcPr>
+          <w:p>
+            <w:pPr>
+              <w:spacing w:after="0"/>
+            </w:pPr>
+            <w:r>
+              <w:rPr>
+                <w:color w:val="282C34"/>
+                <w:sz w:val="18"/>
+              </w:rPr>
+              <w:t xml:space="preserve">Restricts rate of off-state voltage rise to </w:t>
+            </w:r>
+            <w:r>
+              <w:rPr>
+                <w:i/>
+                <w:color w:val="145AA0"/>
+                <w:sz w:val="18"/>
+              </w:rPr>
+              <w:t>\frac{dv{dt &lt; 500\,V/µs</w:t>
+            </w:r>
+            <w:r>
+              <w:rPr>
+                <w:color w:val="282C34"/>
+                <w:sz w:val="18"/>
+              </w:rPr>
+              <w:t xml:space="preserve"> to prevent false </w:t>
+            </w:r>
+            <w:r>
+              <w:rPr>
+                <w:i/>
+                <w:color w:val="145AA0"/>
+                <w:sz w:val="18"/>
+              </w:rPr>
+              <w:t>dv/dt</w:t>
+            </w:r>
+            <w:r>
+              <w:rPr>
+                <w:color w:val="282C34"/>
+                <w:sz w:val="18"/>
+              </w:rPr>
+              <w:t xml:space="preserve"> triggering.</w:t>
+            </w:r>
+          </w:p>
+        </w:tc>
+      </w:tr>
+      <w:tr>
+        <w:tc>
+          <w:tcPr>
+            <w:tcW w:type="dxa" w:w="1958"/>
+            <w:tcMar>
+              <w:top w:w="80" w:type="dxa"/>
+              <w:bottom w:w="80" w:type="dxa"/>
+              <w:left w:w="120" w:type="dxa"/>
+              <w:right w:w="120" w:type="dxa"/>
+            </w:tcMar>
+            <w:vAlign w:val="center"/>
+          </w:tcPr>
+          <w:p>
+            <w:pPr>
+              <w:spacing w:after="0"/>
+            </w:pPr>
+            <w:r>
+              <w:rPr>
+                <w:b/>
+                <w:color w:val="282C34"/>
+                <w:sz w:val="18"/>
+              </w:rPr>
+              <w:t>$TX_1, TX_2$</w:t>
+            </w:r>
+          </w:p>
+        </w:tc>
+        <w:tc>
+          <w:tcPr>
+            <w:tcW w:type="dxa" w:w="1958"/>
+            <w:tcMar>
+              <w:top w:w="80" w:type="dxa"/>
+              <w:bottom w:w="80" w:type="dxa"/>
+              <w:left w:w="120" w:type="dxa"/>
+              <w:right w:w="120" w:type="dxa"/>
+            </w:tcMar>
+            <w:vAlign w:val="center"/>
+          </w:tcPr>
+          <w:p>
+            <w:pPr>
+              <w:spacing w:after="0"/>
+            </w:pPr>
+            <w:r>
+              <w:rPr>
+                <w:color w:val="282C34"/>
+                <w:sz w:val="18"/>
+              </w:rPr>
+              <w:t>Gate Pulse Transformers</w:t>
+            </w:r>
+          </w:p>
+        </w:tc>
+        <w:tc>
+          <w:tcPr>
+            <w:tcW w:type="dxa" w:w="1958"/>
+            <w:tcMar>
+              <w:top w:w="80" w:type="dxa"/>
+              <w:bottom w:w="80" w:type="dxa"/>
+              <w:left w:w="120" w:type="dxa"/>
+              <w:right w:w="120" w:type="dxa"/>
+            </w:tcMar>
+            <w:vAlign w:val="center"/>
+          </w:tcPr>
+          <w:p>
+            <w:pPr>
+              <w:spacing w:after="0"/>
+            </w:pPr>
+            <w:r>
+              <w:rPr>
+                <w:color w:val="282C34"/>
+                <w:sz w:val="18"/>
+              </w:rPr>
+              <w:t>Pulse Electronics PE-64936</w:t>
+            </w:r>
+          </w:p>
+        </w:tc>
+        <w:tc>
+          <w:tcPr>
+            <w:tcW w:type="dxa" w:w="1958"/>
+            <w:tcMar>
+              <w:top w:w="80" w:type="dxa"/>
+              <w:bottom w:w="80" w:type="dxa"/>
+              <w:left w:w="120" w:type="dxa"/>
+              <w:right w:w="120" w:type="dxa"/>
+            </w:tcMar>
+            <w:vAlign w:val="center"/>
+          </w:tcPr>
+          <w:p>
+            <w:pPr>
+              <w:spacing w:after="0"/>
+            </w:pPr>
+            <w:r>
+              <w:rPr>
+                <w:color w:val="282C34"/>
+                <w:sz w:val="18"/>
+              </w:rPr>
+              <w:t xml:space="preserve">Ratio: </w:t>
+            </w:r>
+            <w:r>
+              <w:rPr>
+                <w:i/>
+                <w:color w:val="145AA0"/>
+                <w:sz w:val="18"/>
+              </w:rPr>
+              <w:t>1:1, V_{isolation = 3000\,V_{RMS, E-T = 150\,V\cdotµs</w:t>
+            </w:r>
+          </w:p>
+        </w:tc>
+        <w:tc>
+          <w:tcPr>
+            <w:tcW w:type="dxa" w:w="1958"/>
+            <w:tcMar>
+              <w:top w:w="80" w:type="dxa"/>
+              <w:bottom w:w="80" w:type="dxa"/>
+              <w:left w:w="120" w:type="dxa"/>
+              <w:right w:w="120" w:type="dxa"/>
+            </w:tcMar>
+            <w:vAlign w:val="center"/>
+          </w:tcPr>
+          <w:p>
+            <w:pPr>
+              <w:spacing w:after="0"/>
+            </w:pPr>
+            <w:r>
+              <w:rPr>
+                <w:color w:val="282C34"/>
+                <w:sz w:val="18"/>
+              </w:rPr>
+              <w:t xml:space="preserve">Delivers sharp </w:t>
+            </w:r>
+            <w:r>
+              <w:rPr>
+                <w:i/>
+                <w:color w:val="145AA0"/>
+                <w:sz w:val="18"/>
+              </w:rPr>
+              <w:t>150\,mA, 10\,µs</w:t>
+            </w:r>
+            <w:r>
+              <w:rPr>
+                <w:color w:val="282C34"/>
+                <w:sz w:val="18"/>
+              </w:rPr>
+              <w:t xml:space="preserve"> firing pulses with steep rise time (</w:t>
+            </w:r>
+            <w:r>
+              <w:rPr>
+                <w:i/>
+                <w:color w:val="145AA0"/>
+                <w:sz w:val="18"/>
+              </w:rPr>
+              <w:t>&lt; 100\,ns</w:t>
+            </w:r>
+            <w:r>
+              <w:rPr>
+                <w:color w:val="282C34"/>
+                <w:sz w:val="18"/>
+              </w:rPr>
+              <w:t>).</w:t>
+            </w:r>
+          </w:p>
+        </w:tc>
+      </w:tr>
+      <w:tr>
+        <w:tc>
+          <w:tcPr>
+            <w:tcW w:type="dxa" w:w="1958"/>
+            <w:shd w:fill="F4F7F9"/>
+            <w:tcMar>
+              <w:top w:w="80" w:type="dxa"/>
+              <w:bottom w:w="80" w:type="dxa"/>
+              <w:left w:w="120" w:type="dxa"/>
+              <w:right w:w="120" w:type="dxa"/>
+            </w:tcMar>
+            <w:vAlign w:val="center"/>
+          </w:tcPr>
+          <w:p>
+            <w:pPr>
+              <w:spacing w:after="0"/>
+            </w:pPr>
+            <w:r>
+              <w:rPr>
+                <w:b/>
+                <w:color w:val="282C34"/>
+                <w:sz w:val="18"/>
+              </w:rPr>
+              <w:t>$L_{filter}$</w:t>
+            </w:r>
+          </w:p>
+        </w:tc>
+        <w:tc>
+          <w:tcPr>
+            <w:tcW w:type="dxa" w:w="1958"/>
+            <w:shd w:fill="F4F7F9"/>
+            <w:tcMar>
+              <w:top w:w="80" w:type="dxa"/>
+              <w:bottom w:w="80" w:type="dxa"/>
+              <w:left w:w="120" w:type="dxa"/>
+              <w:right w:w="120" w:type="dxa"/>
+            </w:tcMar>
+            <w:vAlign w:val="center"/>
+          </w:tcPr>
+          <w:p>
+            <w:pPr>
+              <w:spacing w:after="0"/>
+            </w:pPr>
+            <w:r>
+              <w:rPr>
+                <w:color w:val="282C34"/>
+                <w:sz w:val="18"/>
+              </w:rPr>
+              <w:t>DC Smoothing Inductor</w:t>
+            </w:r>
+          </w:p>
+        </w:tc>
+        <w:tc>
+          <w:tcPr>
+            <w:tcW w:type="dxa" w:w="1958"/>
+            <w:shd w:fill="F4F7F9"/>
+            <w:tcMar>
+              <w:top w:w="80" w:type="dxa"/>
+              <w:bottom w:w="80" w:type="dxa"/>
+              <w:left w:w="120" w:type="dxa"/>
+              <w:right w:w="120" w:type="dxa"/>
+            </w:tcMar>
+            <w:vAlign w:val="center"/>
+          </w:tcPr>
+          <w:p>
+            <w:pPr>
+              <w:spacing w:after="0"/>
+            </w:pPr>
+            <w:r>
+              <w:rPr>
+                <w:color w:val="282C34"/>
+                <w:sz w:val="18"/>
+              </w:rPr>
+              <w:t>Hammond Mfg 195J25</w:t>
+            </w:r>
+          </w:p>
+        </w:tc>
+        <w:tc>
+          <w:tcPr>
+            <w:tcW w:type="dxa" w:w="1958"/>
+            <w:shd w:fill="F4F7F9"/>
+            <w:tcMar>
+              <w:top w:w="80" w:type="dxa"/>
+              <w:bottom w:w="80" w:type="dxa"/>
+              <w:left w:w="120" w:type="dxa"/>
+              <w:right w:w="120" w:type="dxa"/>
+            </w:tcMar>
+            <w:vAlign w:val="center"/>
+          </w:tcPr>
+          <w:p>
+            <w:pPr>
+              <w:spacing w:after="0"/>
+            </w:pPr>
+            <w:r>
+              <w:rPr>
+                <w:i/>
+                <w:color w:val="145AA0"/>
+                <w:sz w:val="18"/>
+              </w:rPr>
+              <w:t>L = 50\,mH, I_{DC = 25\,A, DCR = 85\,m\Omega</w:t>
+            </w:r>
+          </w:p>
+        </w:tc>
+        <w:tc>
+          <w:tcPr>
+            <w:tcW w:type="dxa" w:w="1958"/>
+            <w:shd w:fill="F4F7F9"/>
+            <w:tcMar>
+              <w:top w:w="80" w:type="dxa"/>
+              <w:bottom w:w="80" w:type="dxa"/>
+              <w:left w:w="120" w:type="dxa"/>
+              <w:right w:w="120" w:type="dxa"/>
+            </w:tcMar>
+            <w:vAlign w:val="center"/>
+          </w:tcPr>
+          <w:p>
+            <w:pPr>
+              <w:spacing w:after="0"/>
+            </w:pPr>
+            <w:r>
+              <w:rPr>
+                <w:color w:val="282C34"/>
+                <w:sz w:val="18"/>
+              </w:rPr>
+              <w:t xml:space="preserve">Heavy laminated iron core choke guarantees continuous conduction down to </w:t>
+            </w:r>
+            <w:r>
+              <w:rPr>
+                <w:i/>
+                <w:color w:val="145AA0"/>
+                <w:sz w:val="18"/>
+              </w:rPr>
+              <w:t>5\%</w:t>
+            </w:r>
+            <w:r>
+              <w:rPr>
+                <w:color w:val="282C34"/>
+                <w:sz w:val="18"/>
+              </w:rPr>
+              <w:t xml:space="preserve"> rated current.</w:t>
             </w:r>
           </w:p>
         </w:tc>

--- a/vvdn/converters/ac-dc/controlled-rectifiers.docx
+++ b/vvdn/converters/ac-dc/controlled-rectifiers.docx
@@ -63,22 +63,7 @@
           <w:color w:val="282C34"/>
           <w:sz w:val="21"/>
         </w:rPr>
-        <w:t xml:space="preserve">This guide provides an exhaustive hardware analysis covering single-phase and three-phase semi-converters and full-converters, firing delay angle </w:t>
-      </w:r>
-      <w:r>
-        <w:rPr>
-          <w:i/>
-          <w:color w:val="145AA0"/>
-          <w:sz w:val="21"/>
-        </w:rPr>
-        <w:t>\alpha</w:t>
-      </w:r>
-      <w:r>
-        <w:rPr>
-          <w:color w:val="282C34"/>
-          <w:sz w:val="21"/>
-        </w:rPr>
-        <w:t xml:space="preserve"> derivations, R-L-E load dynamics, and </w:t>
+        <w:t xml:space="preserve">This guide provides an exhaustive hardware analysis covering single-phase and three-phase semi-converters and full-converters, firing delay angle α derivations, R-L-E load dynamics, and </w:t>
       </w:r>
       <w:r>
         <w:rPr>
@@ -501,33 +486,10 @@
             </w:pPr>
             <w:r>
               <w:rPr>
-                <w:i/>
-                <w:color w:val="145AA0"/>
-                <w:sz w:val="18"/>
-              </w:rPr>
-              <w:t>T_1</w:t>
-            </w:r>
-            <w:r>
-              <w:rPr>
                 <w:color w:val="282C34"/>
                 <w:sz w:val="18"/>
               </w:rPr>
-              <w:t xml:space="preserve"> Anode, </w:t>
-            </w:r>
-            <w:r>
-              <w:rPr>
-                <w:i/>
-                <w:color w:val="145AA0"/>
-                <w:sz w:val="18"/>
-              </w:rPr>
-              <w:t>T_4</w:t>
-            </w:r>
-            <w:r>
-              <w:rPr>
-                <w:color w:val="282C34"/>
-                <w:sz w:val="18"/>
-              </w:rPr>
-              <w:t xml:space="preserve"> Cathode, Snubber</w:t>
+              <w:t>T_1 Anode, T_4 Cathode, Snubber</w:t>
             </w:r>
           </w:p>
         </w:tc>
@@ -650,33 +612,10 @@
             </w:pPr>
             <w:r>
               <w:rPr>
-                <w:i/>
-                <w:color w:val="145AA0"/>
-                <w:sz w:val="18"/>
-              </w:rPr>
-              <w:t>T_3</w:t>
-            </w:r>
-            <w:r>
-              <w:rPr>
                 <w:color w:val="282C34"/>
                 <w:sz w:val="18"/>
               </w:rPr>
-              <w:t xml:space="preserve"> Anode, </w:t>
-            </w:r>
-            <w:r>
-              <w:rPr>
-                <w:i/>
-                <w:color w:val="145AA0"/>
-                <w:sz w:val="18"/>
-              </w:rPr>
-              <w:t>T_2</w:t>
-            </w:r>
-            <w:r>
-              <w:rPr>
-                <w:color w:val="282C34"/>
-                <w:sz w:val="18"/>
-              </w:rPr>
-              <w:t xml:space="preserve"> Cathode, Snubber</w:t>
+              <w:t>T_3 Anode, T_2 Cathode, Snubber</w:t>
             </w:r>
           </w:p>
         </w:tc>
@@ -777,22 +716,7 @@
                 <w:color w:val="282C34"/>
                 <w:sz w:val="18"/>
               </w:rPr>
-              <w:t xml:space="preserve">Thyristors </w:t>
-            </w:r>
-            <w:r>
-              <w:rPr>
-                <w:i/>
-                <w:color w:val="145AA0"/>
-                <w:sz w:val="18"/>
-              </w:rPr>
-              <w:t>T_1, T_3</w:t>
-            </w:r>
-            <w:r>
-              <w:rPr>
-                <w:color w:val="282C34"/>
-                <w:sz w:val="18"/>
-              </w:rPr>
-              <w:t xml:space="preserve"> Cathodes</w:t>
+              <w:t>Thyristors T_1, T_3 Cathodes</w:t>
             </w:r>
           </w:p>
         </w:tc>
@@ -816,22 +740,7 @@
                 <w:color w:val="282C34"/>
                 <w:sz w:val="18"/>
               </w:rPr>
-              <w:t xml:space="preserve">DC Smoothing Choke </w:t>
-            </w:r>
-            <w:r>
-              <w:rPr>
-                <w:i/>
-                <w:color w:val="145AA0"/>
-                <w:sz w:val="18"/>
-              </w:rPr>
-              <w:t>L_{filter</w:t>
-            </w:r>
-            <w:r>
-              <w:rPr>
-                <w:color w:val="282C34"/>
-                <w:sz w:val="18"/>
-              </w:rPr>
-              <w:t xml:space="preserve"> Input</w:t>
+              <w:t>DC Smoothing Choke L_filter Input</w:t>
             </w:r>
           </w:p>
         </w:tc>
@@ -879,37 +788,7 @@
                 <w:color w:val="282C34"/>
                 <w:sz w:val="18"/>
               </w:rPr>
-              <w:t xml:space="preserve">Average DC voltage is </w:t>
-            </w:r>
-            <w:r>
-              <w:rPr>
-                <w:i/>
-                <w:color w:val="145AA0"/>
-                <w:sz w:val="18"/>
-              </w:rPr>
-              <w:t>V_{dc = \frac{2 V_m{\pi \cos \alpha</w:t>
-            </w:r>
-            <w:r>
-              <w:rPr>
-                <w:color w:val="282C34"/>
-                <w:sz w:val="18"/>
-              </w:rPr>
-              <w:t xml:space="preserve">; can invert when </w:t>
-            </w:r>
-            <w:r>
-              <w:rPr>
-                <w:i/>
-                <w:color w:val="145AA0"/>
-                <w:sz w:val="18"/>
-              </w:rPr>
-              <w:t>\alpha &gt; 90^\circ</w:t>
-            </w:r>
-            <w:r>
-              <w:rPr>
-                <w:color w:val="282C34"/>
-                <w:sz w:val="18"/>
-              </w:rPr>
-              <w:t>.</w:t>
+              <w:t>Average DC voltage is V_dc = (2 V_m) / π cos α; can invert when α &gt; 90°.</w:t>
             </w:r>
           </w:p>
         </w:tc>
@@ -962,22 +841,7 @@
                 <w:color w:val="282C34"/>
                 <w:sz w:val="18"/>
               </w:rPr>
-              <w:t xml:space="preserve">Thyristors </w:t>
-            </w:r>
-            <w:r>
-              <w:rPr>
-                <w:i/>
-                <w:color w:val="145AA0"/>
-                <w:sz w:val="18"/>
-              </w:rPr>
-              <w:t>T_4, T_2</w:t>
-            </w:r>
-            <w:r>
-              <w:rPr>
-                <w:color w:val="282C34"/>
-                <w:sz w:val="18"/>
-              </w:rPr>
-              <w:t xml:space="preserve"> Anodes</w:t>
+              <w:t>Thyristors T_4, T_2 Anodes</w:t>
             </w:r>
           </w:p>
         </w:tc>
@@ -1127,22 +991,7 @@
                 <w:color w:val="282C34"/>
                 <w:sz w:val="18"/>
               </w:rPr>
-              <w:t xml:space="preserve">Thyristors </w:t>
-            </w:r>
-            <w:r>
-              <w:rPr>
-                <w:i/>
-                <w:color w:val="145AA0"/>
-                <w:sz w:val="18"/>
-              </w:rPr>
-              <w:t>T_1, T_2</w:t>
-            </w:r>
-            <w:r>
-              <w:rPr>
-                <w:color w:val="282C34"/>
-                <w:sz w:val="18"/>
-              </w:rPr>
-              <w:t xml:space="preserve"> Gate-Cathode Pins</w:t>
+              <w:t>Thyristors T_1, T_2 Gate-Cathode Pins</w:t>
             </w:r>
           </w:p>
         </w:tc>
@@ -1190,22 +1039,7 @@
                 <w:color w:val="282C34"/>
                 <w:sz w:val="18"/>
               </w:rPr>
-              <w:t xml:space="preserve">Fired simultaneously at angle </w:t>
-            </w:r>
-            <w:r>
-              <w:rPr>
-                <w:i/>
-                <w:color w:val="145AA0"/>
-                <w:sz w:val="18"/>
-              </w:rPr>
-              <w:t>\alpha</w:t>
-            </w:r>
-            <w:r>
-              <w:rPr>
-                <w:color w:val="282C34"/>
-                <w:sz w:val="18"/>
-              </w:rPr>
-              <w:t xml:space="preserve"> during positive utility half-cycle.</w:t>
+              <w:t>Fired simultaneously at angle α during positive utility half-cycle.</w:t>
             </w:r>
           </w:p>
         </w:tc>
@@ -1283,22 +1117,7 @@
                 <w:color w:val="282C34"/>
                 <w:sz w:val="18"/>
               </w:rPr>
-              <w:t xml:space="preserve">Thyristors </w:t>
-            </w:r>
-            <w:r>
-              <w:rPr>
-                <w:i/>
-                <w:color w:val="145AA0"/>
-                <w:sz w:val="18"/>
-              </w:rPr>
-              <w:t>T_3, T_4</w:t>
-            </w:r>
-            <w:r>
-              <w:rPr>
-                <w:color w:val="282C34"/>
-                <w:sz w:val="18"/>
-              </w:rPr>
-              <w:t xml:space="preserve"> Gate-Cathode Pins</w:t>
+              <w:t>Thyristors T_3, T_4 Gate-Cathode Pins</w:t>
             </w:r>
           </w:p>
         </w:tc>
@@ -1348,22 +1167,7 @@
                 <w:color w:val="282C34"/>
                 <w:sz w:val="18"/>
               </w:rPr>
-              <w:t xml:space="preserve">Fired simultaneously at angle </w:t>
-            </w:r>
-            <w:r>
-              <w:rPr>
-                <w:i/>
-                <w:color w:val="145AA0"/>
-                <w:sz w:val="18"/>
-              </w:rPr>
-              <w:t>\pi + \alpha</w:t>
-            </w:r>
-            <w:r>
-              <w:rPr>
-                <w:color w:val="282C34"/>
-                <w:sz w:val="18"/>
-              </w:rPr>
-              <w:t xml:space="preserve"> during negative utility half-cycle.</w:t>
+              <w:t>Fired simultaneously at angle π + α during negative utility half-cycle.</w:t>
             </w:r>
           </w:p>
         </w:tc>
@@ -1558,7 +1362,7 @@
                 <w:color w:val="282C34"/>
                 <w:sz w:val="18"/>
               </w:rPr>
-              <w:t>$T_1 \dots T_4$</w:t>
+              <w:t>T_1 ... T_4</w:t>
             </w:r>
           </w:p>
         </w:tc>
@@ -1627,11 +1431,10 @@
             </w:pPr>
             <w:r>
               <w:rPr>
-                <w:i/>
-                <w:color w:val="145AA0"/>
+                <w:color w:val="282C34"/>
                 <w:sz w:val="18"/>
               </w:rPr>
-              <w:t>V_{RRM = 1200\,V, I_{T(AV) = 35\,A, I_{GT = 150\,mA, V_{TM = 1.45\,V</w:t>
+              <w:t>V_RRM = 1200 V, I_T(AV) = 35 A, I_GT = 150 mA, V_TM = 1.45 V</w:t>
             </w:r>
           </w:p>
         </w:tc>
@@ -1652,33 +1455,10 @@
             </w:pPr>
             <w:r>
               <w:rPr>
-                <w:i/>
-                <w:color w:val="145AA0"/>
-                <w:sz w:val="18"/>
-              </w:rPr>
-              <w:t>1200\,V</w:t>
-            </w:r>
-            <w:r>
-              <w:rPr>
                 <w:color w:val="282C34"/>
                 <w:sz w:val="18"/>
               </w:rPr>
-              <w:t xml:space="preserve"> rating easily withstands </w:t>
-            </w:r>
-            <w:r>
-              <w:rPr>
-                <w:i/>
-                <w:color w:val="145AA0"/>
-                <w:sz w:val="18"/>
-              </w:rPr>
-              <w:t>325\,V</w:t>
-            </w:r>
-            <w:r>
-              <w:rPr>
-                <w:color w:val="282C34"/>
-                <w:sz w:val="18"/>
-              </w:rPr>
-              <w:t xml:space="preserve"> peak grid voltage plus motor back-EMF spikes.</w:t>
+              <w:t>1200 V rating easily withstands 325 V peak grid voltage plus motor back-EMF spikes.</w:t>
             </w:r>
           </w:p>
         </w:tc>
@@ -1706,7 +1486,7 @@
                 <w:color w:val="282C34"/>
                 <w:sz w:val="18"/>
               </w:rPr>
-              <w:t>$R_{snub}, C_{snub}$</w:t>
+              <w:t>R_snub, C_snub</w:t>
             </w:r>
           </w:p>
         </w:tc>
@@ -1778,11 +1558,10 @@
             </w:pPr>
             <w:r>
               <w:rPr>
-                <w:i/>
-                <w:color w:val="145AA0"/>
+                <w:color w:val="282C34"/>
                 <w:sz w:val="18"/>
               </w:rPr>
-              <w:t>R = 22\,\Omega / 5\,W Wirewound, C = 0.1\,µF / 630\,V Film</w:t>
+              <w:t>R = 22 Ω / 5 W Wirewound, C = 0.1 µF / 630 V Film</w:t>
             </w:r>
           </w:p>
         </w:tc>
@@ -1807,37 +1586,7 @@
                 <w:color w:val="282C34"/>
                 <w:sz w:val="18"/>
               </w:rPr>
-              <w:t xml:space="preserve">Restricts rate of off-state voltage rise to </w:t>
-            </w:r>
-            <w:r>
-              <w:rPr>
-                <w:i/>
-                <w:color w:val="145AA0"/>
-                <w:sz w:val="18"/>
-              </w:rPr>
-              <w:t>\frac{dv{dt &lt; 500\,V/µs</w:t>
-            </w:r>
-            <w:r>
-              <w:rPr>
-                <w:color w:val="282C34"/>
-                <w:sz w:val="18"/>
-              </w:rPr>
-              <w:t xml:space="preserve"> to prevent false </w:t>
-            </w:r>
-            <w:r>
-              <w:rPr>
-                <w:i/>
-                <w:color w:val="145AA0"/>
-                <w:sz w:val="18"/>
-              </w:rPr>
-              <w:t>dv/dt</w:t>
-            </w:r>
-            <w:r>
-              <w:rPr>
-                <w:color w:val="282C34"/>
-                <w:sz w:val="18"/>
-              </w:rPr>
-              <w:t xml:space="preserve"> triggering.</w:t>
+              <w:t>Restricts rate of off-state voltage rise to dv / dt &lt; 500 V/µs to prevent false dv/dt triggering.</w:t>
             </w:r>
           </w:p>
         </w:tc>
@@ -1864,7 +1613,7 @@
                 <w:color w:val="282C34"/>
                 <w:sz w:val="18"/>
               </w:rPr>
-              <w:t>$TX_1, TX_2$</w:t>
+              <w:t>TX_1, TX_2</w:t>
             </w:r>
           </w:p>
         </w:tc>
@@ -1936,15 +1685,7 @@
                 <w:color w:val="282C34"/>
                 <w:sz w:val="18"/>
               </w:rPr>
-              <w:t xml:space="preserve">Ratio: </w:t>
-            </w:r>
-            <w:r>
-              <w:rPr>
-                <w:i/>
-                <w:color w:val="145AA0"/>
-                <w:sz w:val="18"/>
-              </w:rPr>
-              <w:t>1:1, V_{isolation = 3000\,V_{RMS, E-T = 150\,V\cdotµs</w:t>
+              <w:t>Ratio: 1:1, V_isolation = 3000 V_RMS, E-T = 150 V*µs</w:t>
             </w:r>
           </w:p>
         </w:tc>
@@ -1968,37 +1709,7 @@
                 <w:color w:val="282C34"/>
                 <w:sz w:val="18"/>
               </w:rPr>
-              <w:t xml:space="preserve">Delivers sharp </w:t>
-            </w:r>
-            <w:r>
-              <w:rPr>
-                <w:i/>
-                <w:color w:val="145AA0"/>
-                <w:sz w:val="18"/>
-              </w:rPr>
-              <w:t>150\,mA, 10\,µs</w:t>
-            </w:r>
-            <w:r>
-              <w:rPr>
-                <w:color w:val="282C34"/>
-                <w:sz w:val="18"/>
-              </w:rPr>
-              <w:t xml:space="preserve"> firing pulses with steep rise time (</w:t>
-            </w:r>
-            <w:r>
-              <w:rPr>
-                <w:i/>
-                <w:color w:val="145AA0"/>
-                <w:sz w:val="18"/>
-              </w:rPr>
-              <w:t>&lt; 100\,ns</w:t>
-            </w:r>
-            <w:r>
-              <w:rPr>
-                <w:color w:val="282C34"/>
-                <w:sz w:val="18"/>
-              </w:rPr>
-              <w:t>).</w:t>
+              <w:t>Delivers sharp 150 mA, 10 µs firing pulses with steep rise time (&lt; 100 ns).</w:t>
             </w:r>
           </w:p>
         </w:tc>
@@ -2026,7 +1737,7 @@
                 <w:color w:val="282C34"/>
                 <w:sz w:val="18"/>
               </w:rPr>
-              <w:t>$L_{filter}$</w:t>
+              <w:t>L_filter</w:t>
             </w:r>
           </w:p>
         </w:tc>
@@ -2098,11 +1809,10 @@
             </w:pPr>
             <w:r>
               <w:rPr>
-                <w:i/>
-                <w:color w:val="145AA0"/>
+                <w:color w:val="282C34"/>
                 <w:sz w:val="18"/>
               </w:rPr>
-              <w:t>L = 50\,mH, I_{DC = 25\,A, DCR = 85\,m\Omega</w:t>
+              <w:t>L = 50 mH, I_DC = 25 A, DCR = 85 mΩ</w:t>
             </w:r>
           </w:p>
         </w:tc>
@@ -2127,22 +1837,7 @@
                 <w:color w:val="282C34"/>
                 <w:sz w:val="18"/>
               </w:rPr>
-              <w:t xml:space="preserve">Heavy laminated iron core choke guarantees continuous conduction down to </w:t>
-            </w:r>
-            <w:r>
-              <w:rPr>
-                <w:i/>
-                <w:color w:val="145AA0"/>
-                <w:sz w:val="18"/>
-              </w:rPr>
-              <w:t>5\%</w:t>
-            </w:r>
-            <w:r>
-              <w:rPr>
-                <w:color w:val="282C34"/>
-                <w:sz w:val="18"/>
-              </w:rPr>
-              <w:t xml:space="preserve"> rated current.</w:t>
+              <w:t>Heavy laminated iron core choke guarantees continuous conduction down to 5\% rated current.</w:t>
             </w:r>
           </w:p>
         </w:tc>
@@ -2217,7 +1912,7 @@
           <w:color w:val="282C34"/>
           <w:sz w:val="21"/>
         </w:rPr>
-        <w:t>positive DC voltage and positive DC current ($V_{dc} \ge 0, I_{dc} \ge 0$)</w:t>
+        <w:t>positive DC voltage and positive DC current (V_dc &gt;= 0, I_dc &gt;= 0)</w:t>
       </w:r>
       <w:r>
         <w:rPr>
@@ -2317,22 +2012,7 @@
           <w:color w:val="282C34"/>
           <w:sz w:val="21"/>
         </w:rPr>
-        <w:t>Current is unidirectional (</w:t>
-      </w:r>
-      <w:r>
-        <w:rPr>
-          <w:i/>
-          <w:color w:val="145AA0"/>
-          <w:sz w:val="21"/>
-        </w:rPr>
-        <w:t>I_{dc ≥ 0</w:t>
-      </w:r>
-      <w:r>
-        <w:rPr>
-          <w:color w:val="282C34"/>
-          <w:sz w:val="21"/>
-        </w:rPr>
-        <w:t xml:space="preserve">), but the average output DC voltage can be controlled </w:t>
+        <w:t xml:space="preserve">Current is unidirectional (I_dc &gt;= 0), but the average output DC voltage can be controlled </w:t>
       </w:r>
       <w:r>
         <w:rPr>
@@ -2340,59 +2020,14 @@
           <w:color w:val="282C34"/>
           <w:sz w:val="21"/>
         </w:rPr>
-        <w:t>continuously from positive to negative ($-V_{max} \le V_{dc} \le +V_{max}$)</w:t>
+        <w:t>continuously from positive to negative (-V_max &lt;= V_dc &lt;= +V_max)</w:t>
       </w:r>
       <w:r>
         <w:rPr>
           <w:color w:val="282C34"/>
           <w:sz w:val="21"/>
         </w:rPr>
-        <w:t xml:space="preserve"> by varying firing angle </w:t>
-      </w:r>
-      <w:r>
-        <w:rPr>
-          <w:i/>
-          <w:color w:val="145AA0"/>
-          <w:sz w:val="21"/>
-        </w:rPr>
-        <w:t>\alpha</w:t>
-      </w:r>
-      <w:r>
-        <w:rPr>
-          <w:color w:val="282C34"/>
-          <w:sz w:val="21"/>
-        </w:rPr>
-        <w:t xml:space="preserve"> from </w:t>
-      </w:r>
-      <w:r>
-        <w:rPr>
-          <w:i/>
-          <w:color w:val="145AA0"/>
-          <w:sz w:val="21"/>
-        </w:rPr>
-        <w:t>0^\circ</w:t>
-      </w:r>
-      <w:r>
-        <w:rPr>
-          <w:color w:val="282C34"/>
-          <w:sz w:val="21"/>
-        </w:rPr>
-        <w:t xml:space="preserve"> to </w:t>
-      </w:r>
-      <w:r>
-        <w:rPr>
-          <w:i/>
-          <w:color w:val="145AA0"/>
-          <w:sz w:val="21"/>
-        </w:rPr>
-        <w:t>180^\circ</w:t>
-      </w:r>
-      <w:r>
-        <w:rPr>
-          <w:color w:val="282C34"/>
-          <w:sz w:val="21"/>
-        </w:rPr>
-        <w:t>.</w:t>
+        <w:t xml:space="preserve"> by varying firing angle α from 0° to 180°.</w:t>
       </w:r>
     </w:p>
     <w:p>
@@ -2555,32 +2190,50 @@
         <w:t>For continuous load current with an inductive load (R-L):</w:t>
       </w:r>
     </w:p>
-    <w:p>
-      <w:pPr>
-        <w:spacing w:after="80"/>
-      </w:pPr>
-      <w:r>
-        <w:rPr>
-          <w:i/>
-          <w:color w:val="145AA0"/>
-          <w:sz w:val="21"/>
-        </w:rPr>
-      </w:r>
-      <w:r>
-        <w:rPr>
-          <w:color w:val="282C34"/>
-          <w:sz w:val="21"/>
-        </w:rPr>
-        <w:t>V_{dc,avg} = \frac{1}{\pi} \int_{\alpha}^{\pi + \alpha} V_m \sin(\omega t) \, d(\omega t) = \frac{V_m}{\pi} \left[ -\cos(\omega t) \right]_\alpha^{\pi + \alpha} = \frac{2 V_m}{\pi} \cos \alpha</w:t>
-      </w:r>
-      <w:r>
-        <w:rPr>
-          <w:i/>
-          <w:color w:val="145AA0"/>
-          <w:sz w:val="21"/>
-        </w:rPr>
-      </w:r>
-    </w:p>
+    <w:tbl>
+      <w:tblPr>
+        <w:tblW w:type="auto" w:w="0"/>
+        <w:jc w:val="center"/>
+        <w:tblLook w:firstColumn="1" w:firstRow="1" w:lastColumn="0" w:lastRow="0" w:noHBand="0" w:noVBand="1" w:val="04A0"/>
+      </w:tblPr>
+      <w:tblGrid>
+        <w:gridCol w:w="9792"/>
+      </w:tblGrid>
+      <w:tr>
+        <w:tc>
+          <w:tcPr>
+            <w:tcW w:type="dxa" w:w="9792"/>
+            <w:shd w:fill="F5F6F8"/>
+            <w:tcMar>
+              <w:top w:w="80" w:type="dxa"/>
+              <w:bottom w:w="80" w:type="dxa"/>
+              <w:left w:w="140" w:type="dxa"/>
+              <w:right w:w="140" w:type="dxa"/>
+            </w:tcMar>
+            <w:tcBorders>
+              <w:left w:val="single" w:sz="18" w:space="0" w:color="CBD5E0"/>
+              <w:top w:val="none"/>
+              <w:right w:val="none"/>
+              <w:bottom w:val="none"/>
+            </w:tcBorders>
+          </w:tcPr>
+          <w:p>
+            <w:pPr>
+              <w:spacing w:line="240" w:lineRule="auto" w:after="0"/>
+            </w:pPr>
+            <w:r>
+              <w:rPr>
+                <w:rFonts w:ascii="Consolas" w:hAnsi="Consolas"/>
+                <w:color w:val="2D3748"/>
+                <w:sz w:val="18"/>
+              </w:rPr>
+              <w:t>V_dc,avg = 1 / π Integral(α to π + α) V_m sin(ω t) d(ω t) = V_m / π [ -cos(ω t) ]_α^π + α = (2 V_m) / π cos α</w:t>
+            </w:r>
+          </w:p>
+        </w:tc>
+      </w:tr>
+    </w:tbl>
+    <w:p/>
     <w:p>
       <w:pPr>
         <w:spacing w:after="80"/>
@@ -2590,22 +2243,7 @@
           <w:color w:val="282C34"/>
           <w:sz w:val="21"/>
         </w:rPr>
-        <w:t xml:space="preserve">Where </w:t>
-      </w:r>
-      <w:r>
-        <w:rPr>
-          <w:i/>
-          <w:color w:val="145AA0"/>
-          <w:sz w:val="21"/>
-        </w:rPr>
-        <w:t>V_m = \sqrt{2 \cdot V_{ac,rms</w:t>
-      </w:r>
-      <w:r>
-        <w:rPr>
-          <w:color w:val="282C34"/>
-          <w:sz w:val="21"/>
-        </w:rPr>
-        <w:t>.</w:t>
+        <w:t>Where V_m = sqrt(2) * V_ac,rms.</w:t>
       </w:r>
     </w:p>
     <w:p>
@@ -2620,29 +2258,14 @@
           <w:color w:val="282C34"/>
           <w:sz w:val="21"/>
         </w:rPr>
-        <w:t>$\alpha = 0^\circ$</w:t>
+        <w:t>α = 0°</w:t>
       </w:r>
       <w:r>
         <w:rPr>
           <w:color w:val="282C34"/>
           <w:sz w:val="21"/>
         </w:rPr>
-        <w:t xml:space="preserve">: </w:t>
-      </w:r>
-      <w:r>
-        <w:rPr>
-          <w:i/>
-          <w:color w:val="145AA0"/>
-          <w:sz w:val="21"/>
-        </w:rPr>
-        <w:t>V_{dc = \frac{2 \sqrt{2{\pi V_{ac,rms \approx 0.90 \cdot V_{ac,rms</w:t>
-      </w:r>
-      <w:r>
-        <w:rPr>
-          <w:color w:val="282C34"/>
-          <w:sz w:val="21"/>
-        </w:rPr>
-        <w:t xml:space="preserve"> (Maximum positive DC voltage).</w:t>
+        <w:t>: V_dc = (2 sqrt(2)) / π V_ac,rms ≈ 0.90 * V_ac,rms (Maximum positive DC voltage).</w:t>
       </w:r>
     </w:p>
     <w:p>
@@ -2657,29 +2280,14 @@
           <w:color w:val="282C34"/>
           <w:sz w:val="21"/>
         </w:rPr>
-        <w:t>$\alpha = 90^\circ$</w:t>
+        <w:t>α = 90°</w:t>
       </w:r>
       <w:r>
         <w:rPr>
           <w:color w:val="282C34"/>
           <w:sz w:val="21"/>
         </w:rPr>
-        <w:t xml:space="preserve">: </w:t>
-      </w:r>
-      <w:r>
-        <w:rPr>
-          <w:i/>
-          <w:color w:val="145AA0"/>
-          <w:sz w:val="21"/>
-        </w:rPr>
-        <w:t>V_{dc = 0\,V</w:t>
-      </w:r>
-      <w:r>
-        <w:rPr>
-          <w:color w:val="282C34"/>
-          <w:sz w:val="21"/>
-        </w:rPr>
-        <w:t>.</w:t>
+        <w:t>: V_dc = 0 V.</w:t>
       </w:r>
     </w:p>
     <w:p>
@@ -2694,29 +2302,14 @@
           <w:color w:val="282C34"/>
           <w:sz w:val="21"/>
         </w:rPr>
-        <w:t>$\alpha &gt; 90^\circ$</w:t>
+        <w:t>α &gt; 90°</w:t>
       </w:r>
       <w:r>
         <w:rPr>
           <w:color w:val="282C34"/>
           <w:sz w:val="21"/>
         </w:rPr>
-        <w:t xml:space="preserve">: </w:t>
-      </w:r>
-      <w:r>
-        <w:rPr>
-          <w:i/>
-          <w:color w:val="145AA0"/>
-          <w:sz w:val="21"/>
-        </w:rPr>
-        <w:t>V_{dc</w:t>
-      </w:r>
-      <w:r>
-        <w:rPr>
-          <w:color w:val="282C34"/>
-          <w:sz w:val="21"/>
-        </w:rPr>
-        <w:t xml:space="preserve"> becomes </w:t>
+        <w:t xml:space="preserve">: V_dc becomes </w:t>
       </w:r>
       <w:r>
         <w:rPr>
@@ -2759,32 +2352,50 @@
         <w:t>The 6-pulse bridge conducts two thyristors simultaneously at any instant (one from top row, one from bottom row):</w:t>
       </w:r>
     </w:p>
-    <w:p>
-      <w:pPr>
-        <w:spacing w:after="80"/>
-      </w:pPr>
-      <w:r>
-        <w:rPr>
-          <w:i/>
-          <w:color w:val="145AA0"/>
-          <w:sz w:val="21"/>
-        </w:rPr>
-      </w:r>
-      <w:r>
-        <w:rPr>
-          <w:color w:val="282C34"/>
-          <w:sz w:val="21"/>
-        </w:rPr>
-        <w:t>V_{dc,avg} = \frac{3}{\pi} \int_{\frac{\pi}{3} + \alpha}^{\frac{2\pi}{3} + \alpha} v_{LL}(t) \, d(\omega t) = \frac{3 \sqrt{2} \cdot V_{LL,rms}}{\pi} \cos \alpha \approx 1.35 \cdot V_{LL,rms} \cdot \cos \alpha</w:t>
-      </w:r>
-      <w:r>
-        <w:rPr>
-          <w:i/>
-          <w:color w:val="145AA0"/>
-          <w:sz w:val="21"/>
-        </w:rPr>
-      </w:r>
-    </w:p>
+    <w:tbl>
+      <w:tblPr>
+        <w:tblW w:type="auto" w:w="0"/>
+        <w:jc w:val="center"/>
+        <w:tblLook w:firstColumn="1" w:firstRow="1" w:lastColumn="0" w:lastRow="0" w:noHBand="0" w:noVBand="1" w:val="04A0"/>
+      </w:tblPr>
+      <w:tblGrid>
+        <w:gridCol w:w="9792"/>
+      </w:tblGrid>
+      <w:tr>
+        <w:tc>
+          <w:tcPr>
+            <w:tcW w:type="dxa" w:w="9792"/>
+            <w:shd w:fill="F5F6F8"/>
+            <w:tcMar>
+              <w:top w:w="80" w:type="dxa"/>
+              <w:bottom w:w="80" w:type="dxa"/>
+              <w:left w:w="140" w:type="dxa"/>
+              <w:right w:w="140" w:type="dxa"/>
+            </w:tcMar>
+            <w:tcBorders>
+              <w:left w:val="single" w:sz="18" w:space="0" w:color="CBD5E0"/>
+              <w:top w:val="none"/>
+              <w:right w:val="none"/>
+              <w:bottom w:val="none"/>
+            </w:tcBorders>
+          </w:tcPr>
+          <w:p>
+            <w:pPr>
+              <w:spacing w:line="240" w:lineRule="auto" w:after="0"/>
+            </w:pPr>
+            <w:r>
+              <w:rPr>
+                <w:rFonts w:ascii="Consolas" w:hAnsi="Consolas"/>
+                <w:color w:val="2D3748"/>
+                <w:sz w:val="18"/>
+              </w:rPr>
+              <w:t>V_dc,avg = 3 / π Integral(π / 3 + α to 2π / 3 + α) v_LL(t) d(ω t) = (3 sqrt(2) * V_LL,rms) / π cos α ≈ 1.35 * V_LL,rms * cos α</w:t>
+            </w:r>
+          </w:p>
+        </w:tc>
+      </w:tr>
+    </w:tbl>
+    <w:p/>
     <w:p>
       <w:pPr>
         <w:spacing w:before="160" w:after="80"/>
@@ -2807,50 +2418,53 @@
           <w:color w:val="282C34"/>
           <w:sz w:val="21"/>
         </w:rPr>
-        <w:t xml:space="preserve">Because the diodes (or freewheeling diode) clamp the output voltage to </w:t>
-      </w:r>
-      <w:r>
-        <w:rPr>
-          <w:i/>
-          <w:color w:val="145AA0"/>
-          <w:sz w:val="21"/>
-        </w:rPr>
-        <w:t>0\,V</w:t>
-      </w:r>
-      <w:r>
-        <w:rPr>
-          <w:color w:val="282C34"/>
-          <w:sz w:val="21"/>
-        </w:rPr>
-        <w:t xml:space="preserve"> whenever the AC line crosses zero, negative voltage excursions are prohibited:</w:t>
+        <w:t>Because the diodes (or freewheeling diode) clamp the output voltage to 0 V whenever the AC line crosses zero, negative voltage excursions are prohibited:</w:t>
       </w:r>
     </w:p>
-    <w:p>
-      <w:pPr>
-        <w:spacing w:after="80"/>
-      </w:pPr>
-      <w:r>
-        <w:rPr>
-          <w:i/>
-          <w:color w:val="145AA0"/>
-          <w:sz w:val="21"/>
-        </w:rPr>
-      </w:r>
-      <w:r>
-        <w:rPr>
-          <w:color w:val="282C34"/>
-          <w:sz w:val="21"/>
-        </w:rPr>
-        <w:t>V_{dc,avg} = \frac{1}{\pi} \int_{\alpha}^{\pi} V_m \sin(\omega t) \, d(\omega t) = \frac{V_m}{\pi} (1 + \cos \alpha) = \frac{\sqrt{2} V_{ac,rms}}{\pi} (1 + \cos \alpha)</w:t>
-      </w:r>
-      <w:r>
-        <w:rPr>
-          <w:i/>
-          <w:color w:val="145AA0"/>
-          <w:sz w:val="21"/>
-        </w:rPr>
-      </w:r>
-    </w:p>
+    <w:tbl>
+      <w:tblPr>
+        <w:tblW w:type="auto" w:w="0"/>
+        <w:jc w:val="center"/>
+        <w:tblLook w:firstColumn="1" w:firstRow="1" w:lastColumn="0" w:lastRow="0" w:noHBand="0" w:noVBand="1" w:val="04A0"/>
+      </w:tblPr>
+      <w:tblGrid>
+        <w:gridCol w:w="9792"/>
+      </w:tblGrid>
+      <w:tr>
+        <w:tc>
+          <w:tcPr>
+            <w:tcW w:type="dxa" w:w="9792"/>
+            <w:shd w:fill="F5F6F8"/>
+            <w:tcMar>
+              <w:top w:w="80" w:type="dxa"/>
+              <w:bottom w:w="80" w:type="dxa"/>
+              <w:left w:w="140" w:type="dxa"/>
+              <w:right w:w="140" w:type="dxa"/>
+            </w:tcMar>
+            <w:tcBorders>
+              <w:left w:val="single" w:sz="18" w:space="0" w:color="CBD5E0"/>
+              <w:top w:val="none"/>
+              <w:right w:val="none"/>
+              <w:bottom w:val="none"/>
+            </w:tcBorders>
+          </w:tcPr>
+          <w:p>
+            <w:pPr>
+              <w:spacing w:line="240" w:lineRule="auto" w:after="0"/>
+            </w:pPr>
+            <w:r>
+              <w:rPr>
+                <w:rFonts w:ascii="Consolas" w:hAnsi="Consolas"/>
+                <w:color w:val="2D3748"/>
+                <w:sz w:val="18"/>
+              </w:rPr>
+              <w:t>V_dc,avg = 1 / π Integral(α to π) V_m sin(ω t) d(ω t) = V_m / π (1 + cos α) = (sqrt(2) V_ac,rms) / π (1 + cos α)</w:t>
+            </w:r>
+          </w:p>
+        </w:tc>
+      </w:tr>
+    </w:tbl>
+    <w:p/>
     <w:p>
       <w:pPr>
         <w:spacing w:after="80"/>
@@ -2860,52 +2474,7 @@
           <w:color w:val="282C34"/>
           <w:sz w:val="21"/>
         </w:rPr>
-        <w:t xml:space="preserve">Notice that </w:t>
-      </w:r>
-      <w:r>
-        <w:rPr>
-          <w:i/>
-          <w:color w:val="145AA0"/>
-          <w:sz w:val="21"/>
-        </w:rPr>
-        <w:t>V_{dc,avg ≥ 0</w:t>
-      </w:r>
-      <w:r>
-        <w:rPr>
-          <w:color w:val="282C34"/>
-          <w:sz w:val="21"/>
-        </w:rPr>
-        <w:t xml:space="preserve"> for all values of </w:t>
-      </w:r>
-      <w:r>
-        <w:rPr>
-          <w:i/>
-          <w:color w:val="145AA0"/>
-          <w:sz w:val="21"/>
-        </w:rPr>
-        <w:t>\alpha</w:t>
-      </w:r>
-      <w:r>
-        <w:rPr>
-          <w:color w:val="282C34"/>
-          <w:sz w:val="21"/>
-        </w:rPr>
-        <w:t xml:space="preserve"> (</w:t>
-      </w:r>
-      <w:r>
-        <w:rPr>
-          <w:i/>
-          <w:color w:val="145AA0"/>
-          <w:sz w:val="21"/>
-        </w:rPr>
-        <w:t>0 ≤ \alpha ≤ \pi</w:t>
-      </w:r>
-      <w:r>
-        <w:rPr>
-          <w:color w:val="282C34"/>
-          <w:sz w:val="21"/>
-        </w:rPr>
-        <w:t>).</w:t>
+        <w:t>Notice that V_dc,avg &gt;= 0 for all values of α (0 &lt;= α &lt;= π).</w:t>
       </w:r>
     </w:p>
     <w:p>
@@ -3054,52 +2623,7 @@
           <w:color w:val="282C34"/>
           <w:sz w:val="21"/>
         </w:rPr>
-        <w:t xml:space="preserve">: Set </w:t>
-      </w:r>
-      <w:r>
-        <w:rPr>
-          <w:i/>
-          <w:color w:val="145AA0"/>
-          <w:sz w:val="21"/>
-        </w:rPr>
-        <w:t>\alpha &gt; 90^\circ</w:t>
-      </w:r>
-      <w:r>
-        <w:rPr>
-          <w:color w:val="282C34"/>
-          <w:sz w:val="21"/>
-        </w:rPr>
-        <w:t xml:space="preserve"> (typically </w:t>
-      </w:r>
-      <w:r>
-        <w:rPr>
-          <w:i/>
-          <w:color w:val="145AA0"/>
-          <w:sz w:val="21"/>
-        </w:rPr>
-        <w:t>\alpha = 120^\circ \dots 150^\circ</w:t>
-      </w:r>
-      <w:r>
-        <w:rPr>
-          <w:color w:val="282C34"/>
-          <w:sz w:val="21"/>
-        </w:rPr>
-        <w:t xml:space="preserve">). This makes the converter terminal voltage </w:t>
-      </w:r>
-      <w:r>
-        <w:rPr>
-          <w:i/>
-          <w:color w:val="145AA0"/>
-          <w:sz w:val="21"/>
-        </w:rPr>
-        <w:t>V_{dc</w:t>
-      </w:r>
-      <w:r>
-        <w:rPr>
-          <w:color w:val="282C34"/>
-          <w:sz w:val="21"/>
-        </w:rPr>
-        <w:t xml:space="preserve"> negative.</w:t>
+        <w:t>: Set α &gt; 90° (typically α = 120° ... 150°). This makes the converter terminal voltage V_dc negative.</w:t>
       </w:r>
     </w:p>
     <w:p>
@@ -3121,37 +2645,7 @@
           <w:color w:val="282C34"/>
           <w:sz w:val="21"/>
         </w:rPr>
-        <w:t xml:space="preserve">: The load DC source (motor back-EMF </w:t>
-      </w:r>
-      <w:r>
-        <w:rPr>
-          <w:i/>
-          <w:color w:val="145AA0"/>
-          <w:sz w:val="21"/>
-        </w:rPr>
-        <w:t>E</w:t>
-      </w:r>
-      <w:r>
-        <w:rPr>
-          <w:color w:val="282C34"/>
-          <w:sz w:val="21"/>
-        </w:rPr>
-        <w:t xml:space="preserve"> or battery) must be connected with its polarity opposing the converter's forward conducting direction (</w:t>
-      </w:r>
-      <w:r>
-        <w:rPr>
-          <w:i/>
-          <w:color w:val="145AA0"/>
-          <w:sz w:val="21"/>
-        </w:rPr>
-        <w:t>E &lt; 0</w:t>
-      </w:r>
-      <w:r>
-        <w:rPr>
-          <w:color w:val="282C34"/>
-          <w:sz w:val="21"/>
-        </w:rPr>
-        <w:t>).</w:t>
+        <w:t>: The load DC source (motor back-EMF E or battery) must be connected with its polarity opposing the converter's forward conducting direction (E &lt; 0).</w:t>
       </w:r>
     </w:p>
     <w:p>
@@ -3198,32 +2692,50 @@
         <w:t>:</w:t>
       </w:r>
     </w:p>
-    <w:p>
-      <w:pPr>
-        <w:spacing w:after="80"/>
-      </w:pPr>
-      <w:r>
-        <w:rPr>
-          <w:i/>
-          <w:color w:val="145AA0"/>
-          <w:sz w:val="21"/>
-        </w:rPr>
-      </w:r>
-      <w:r>
-        <w:rPr>
-          <w:color w:val="282C34"/>
-          <w:sz w:val="21"/>
-        </w:rPr>
-        <w:t>P = V_{dc} \cdot I_{dc} = (-|V_{dc}|) \cdot (+I_{dc}) &lt; 0 \quad (\text{Power flows into the AC supply})</w:t>
-      </w:r>
-      <w:r>
-        <w:rPr>
-          <w:i/>
-          <w:color w:val="145AA0"/>
-          <w:sz w:val="21"/>
-        </w:rPr>
-      </w:r>
-    </w:p>
+    <w:tbl>
+      <w:tblPr>
+        <w:tblW w:type="auto" w:w="0"/>
+        <w:jc w:val="center"/>
+        <w:tblLook w:firstColumn="1" w:firstRow="1" w:lastColumn="0" w:lastRow="0" w:noHBand="0" w:noVBand="1" w:val="04A0"/>
+      </w:tblPr>
+      <w:tblGrid>
+        <w:gridCol w:w="9792"/>
+      </w:tblGrid>
+      <w:tr>
+        <w:tc>
+          <w:tcPr>
+            <w:tcW w:type="dxa" w:w="9792"/>
+            <w:shd w:fill="F5F6F8"/>
+            <w:tcMar>
+              <w:top w:w="80" w:type="dxa"/>
+              <w:bottom w:w="80" w:type="dxa"/>
+              <w:left w:w="140" w:type="dxa"/>
+              <w:right w:w="140" w:type="dxa"/>
+            </w:tcMar>
+            <w:tcBorders>
+              <w:left w:val="single" w:sz="18" w:space="0" w:color="CBD5E0"/>
+              <w:top w:val="none"/>
+              <w:right w:val="none"/>
+              <w:bottom w:val="none"/>
+            </w:tcBorders>
+          </w:tcPr>
+          <w:p>
+            <w:pPr>
+              <w:spacing w:line="240" w:lineRule="auto" w:after="0"/>
+            </w:pPr>
+            <w:r>
+              <w:rPr>
+                <w:rFonts w:ascii="Consolas" w:hAnsi="Consolas"/>
+                <w:color w:val="2D3748"/>
+                <w:sz w:val="18"/>
+              </w:rPr>
+              <w:t>P = V_dc * I_dc = (-|V_dc|) * (+I_dc) &lt; 0 (Power flows into the AC supply)</w:t>
+            </w:r>
+          </w:p>
+        </w:tc>
+      </w:tr>
+    </w:tbl>
+    <w:p/>
     <w:p>
       <w:pPr>
         <w:spacing w:before="160" w:after="80"/>
@@ -3234,24 +2746,7 @@
           <w:color w:val="4682B4"/>
           <w:sz w:val="24"/>
         </w:rPr>
-        <w:t>3.2 Commutation Failure Margin (</w:t>
-      </w:r>
-      <w:r>
-        <w:rPr>
-          <w:b/>
-          <w:i/>
-          <w:color w:val="145AA0"/>
-          <w:sz w:val="24"/>
-        </w:rPr>
-        <w:t>\gamma</w:t>
-      </w:r>
-      <w:r>
-        <w:rPr>
-          <w:b/>
-          <w:color w:val="4682B4"/>
-          <w:sz w:val="24"/>
-        </w:rPr>
-        <w:t>):</w:t>
+        <w:t>3.2 Commutation Failure Margin (γ):</w:t>
       </w:r>
     </w:p>
     <w:p>
@@ -3263,22 +2758,7 @@
           <w:color w:val="282C34"/>
           <w:sz w:val="21"/>
         </w:rPr>
-        <w:t>A thyristor requires a finite turn-off recovery time (</w:t>
-      </w:r>
-      <w:r>
-        <w:rPr>
-          <w:i/>
-          <w:color w:val="145AA0"/>
-          <w:sz w:val="21"/>
-        </w:rPr>
-        <w:t>t_q \approx 50 \dots 200\,µs</w:t>
-      </w:r>
-      <w:r>
-        <w:rPr>
-          <w:color w:val="282C34"/>
-          <w:sz w:val="21"/>
-        </w:rPr>
-        <w:t>) to recombine internal minority carriers before positive forward voltage is reapplied.</w:t>
+        <w:t>A thyristor requires a finite turn-off recovery time (t_q ≈ 50 ... 200 µs) to recombine internal minority carriers before positive forward voltage is reapplied.</w:t>
       </w:r>
     </w:p>
     <w:p>
@@ -3292,50 +2772,53 @@
           <w:color w:val="282C34"/>
           <w:sz w:val="21"/>
         </w:rPr>
-        <w:t xml:space="preserve">The extinction angle margin </w:t>
-      </w:r>
-      <w:r>
-        <w:rPr>
-          <w:i/>
-          <w:color w:val="145AA0"/>
-          <w:sz w:val="21"/>
-        </w:rPr>
-        <w:t>\gamma</w:t>
-      </w:r>
-      <w:r>
-        <w:rPr>
-          <w:color w:val="282C34"/>
-          <w:sz w:val="21"/>
-        </w:rPr>
-        <w:t xml:space="preserve"> must satisfy:</w:t>
+        <w:t>The extinction angle margin γ must satisfy:</w:t>
       </w:r>
     </w:p>
-    <w:p>
-      <w:pPr>
-        <w:spacing w:after="80"/>
-      </w:pPr>
-      <w:r>
-        <w:rPr>
-          <w:i/>
-          <w:color w:val="145AA0"/>
-          <w:sz w:val="21"/>
-        </w:rPr>
-      </w:r>
-      <w:r>
-        <w:rPr>
-          <w:color w:val="282C34"/>
-          <w:sz w:val="21"/>
-        </w:rPr>
-        <w:t>\gamma = 180^\circ - (\alpha + u) \ge \omega \cdot t_q</w:t>
-      </w:r>
-      <w:r>
-        <w:rPr>
-          <w:i/>
-          <w:color w:val="145AA0"/>
-          <w:sz w:val="21"/>
-        </w:rPr>
-      </w:r>
-    </w:p>
+    <w:tbl>
+      <w:tblPr>
+        <w:tblW w:type="auto" w:w="0"/>
+        <w:jc w:val="center"/>
+        <w:tblLook w:firstColumn="1" w:firstRow="1" w:lastColumn="0" w:lastRow="0" w:noHBand="0" w:noVBand="1" w:val="04A0"/>
+      </w:tblPr>
+      <w:tblGrid>
+        <w:gridCol w:w="9792"/>
+      </w:tblGrid>
+      <w:tr>
+        <w:tc>
+          <w:tcPr>
+            <w:tcW w:type="dxa" w:w="9792"/>
+            <w:shd w:fill="F5F6F8"/>
+            <w:tcMar>
+              <w:top w:w="80" w:type="dxa"/>
+              <w:bottom w:w="80" w:type="dxa"/>
+              <w:left w:w="140" w:type="dxa"/>
+              <w:right w:w="140" w:type="dxa"/>
+            </w:tcMar>
+            <w:tcBorders>
+              <w:left w:val="single" w:sz="18" w:space="0" w:color="CBD5E0"/>
+              <w:top w:val="none"/>
+              <w:right w:val="none"/>
+              <w:bottom w:val="none"/>
+            </w:tcBorders>
+          </w:tcPr>
+          <w:p>
+            <w:pPr>
+              <w:spacing w:line="240" w:lineRule="auto" w:after="0"/>
+            </w:pPr>
+            <w:r>
+              <w:rPr>
+                <w:rFonts w:ascii="Consolas" w:hAnsi="Consolas"/>
+                <w:color w:val="2D3748"/>
+                <w:sz w:val="18"/>
+              </w:rPr>
+              <w:t>γ = 180° - (α + u) &gt;= ω * t_q</w:t>
+            </w:r>
+          </w:p>
+        </w:tc>
+      </w:tr>
+    </w:tbl>
+    <w:p/>
     <w:p>
       <w:pPr>
         <w:spacing w:after="80"/>
@@ -3345,37 +2828,7 @@
           <w:color w:val="282C34"/>
           <w:sz w:val="21"/>
         </w:rPr>
-        <w:t xml:space="preserve">Where </w:t>
-      </w:r>
-      <w:r>
-        <w:rPr>
-          <w:i/>
-          <w:color w:val="145AA0"/>
-          <w:sz w:val="21"/>
-        </w:rPr>
-        <w:t>u</w:t>
-      </w:r>
-      <w:r>
-        <w:rPr>
-          <w:color w:val="282C34"/>
-          <w:sz w:val="21"/>
-        </w:rPr>
-        <w:t xml:space="preserve"> is the commutation overlap angle caused by AC line source inductance </w:t>
-      </w:r>
-      <w:r>
-        <w:rPr>
-          <w:i/>
-          <w:color w:val="145AA0"/>
-          <w:sz w:val="21"/>
-        </w:rPr>
-        <w:t>L_s</w:t>
-      </w:r>
-      <w:r>
-        <w:rPr>
-          <w:color w:val="282C34"/>
-          <w:sz w:val="21"/>
-        </w:rPr>
-        <w:t>.</w:t>
+        <w:t>Where u is the commutation overlap angle caused by AC line source inductance L_s.</w:t>
       </w:r>
     </w:p>
     <w:p>
@@ -3397,52 +2850,7 @@
           <w:color w:val="282C34"/>
           <w:sz w:val="21"/>
         </w:rPr>
-        <w:t xml:space="preserve">: If </w:t>
-      </w:r>
-      <w:r>
-        <w:rPr>
-          <w:i/>
-          <w:color w:val="145AA0"/>
-          <w:sz w:val="21"/>
-        </w:rPr>
-        <w:t>\alpha</w:t>
-      </w:r>
-      <w:r>
-        <w:rPr>
-          <w:color w:val="282C34"/>
-          <w:sz w:val="21"/>
-        </w:rPr>
-        <w:t xml:space="preserve"> is pushed too close to </w:t>
-      </w:r>
-      <w:r>
-        <w:rPr>
-          <w:i/>
-          <w:color w:val="145AA0"/>
-          <w:sz w:val="21"/>
-        </w:rPr>
-        <w:t>180^\circ</w:t>
-      </w:r>
-      <w:r>
-        <w:rPr>
-          <w:color w:val="282C34"/>
-          <w:sz w:val="21"/>
-        </w:rPr>
-        <w:t xml:space="preserve"> (</w:t>
-      </w:r>
-      <w:r>
-        <w:rPr>
-          <w:i/>
-          <w:color w:val="145AA0"/>
-          <w:sz w:val="21"/>
-        </w:rPr>
-        <w:t>\alpha &gt; 165^\circ</w:t>
-      </w:r>
-      <w:r>
-        <w:rPr>
-          <w:color w:val="282C34"/>
-          <w:sz w:val="21"/>
-        </w:rPr>
-        <w:t xml:space="preserve">), the incoming SCR fails to turn off before forward voltage returns. The bridge enters </w:t>
+        <w:t xml:space="preserve">: If α is pushed too close to 180° (α &gt; 165°), the incoming SCR fails to turn off before forward voltage returns. The bridge enters </w:t>
       </w:r>
       <w:r>
         <w:rPr>
@@ -3515,30 +2923,62 @@
         <w:t>:</w:t>
       </w:r>
     </w:p>
+    <w:tbl>
+      <w:tblPr>
+        <w:tblW w:type="auto" w:w="0"/>
+        <w:jc w:val="center"/>
+        <w:tblLook w:firstColumn="1" w:firstRow="1" w:lastColumn="0" w:lastRow="0" w:noHBand="0" w:noVBand="1" w:val="04A0"/>
+      </w:tblPr>
+      <w:tblGrid>
+        <w:gridCol w:w="9792"/>
+      </w:tblGrid>
+      <w:tr>
+        <w:tc>
+          <w:tcPr>
+            <w:tcW w:type="dxa" w:w="9792"/>
+            <w:shd w:fill="F5F6F8"/>
+            <w:tcMar>
+              <w:top w:w="80" w:type="dxa"/>
+              <w:bottom w:w="80" w:type="dxa"/>
+              <w:left w:w="140" w:type="dxa"/>
+              <w:right w:w="140" w:type="dxa"/>
+            </w:tcMar>
+            <w:tcBorders>
+              <w:left w:val="single" w:sz="18" w:space="0" w:color="CBD5E0"/>
+              <w:top w:val="none"/>
+              <w:right w:val="none"/>
+              <w:bottom w:val="none"/>
+            </w:tcBorders>
+          </w:tcPr>
+          <w:p>
+            <w:pPr>
+              <w:spacing w:line="240" w:lineRule="auto" w:after="0"/>
+            </w:pPr>
+            <w:r>
+              <w:rPr>
+                <w:rFonts w:ascii="Consolas" w:hAnsi="Consolas"/>
+                <w:color w:val="2D3748"/>
+                <w:sz w:val="18"/>
+              </w:rPr>
+              <w:t>DPF = cos α</w:t>
+            </w:r>
+          </w:p>
+        </w:tc>
+      </w:tr>
+    </w:tbl>
+    <w:p/>
     <w:p>
       <w:pPr>
-        <w:spacing w:after="80"/>
+        <w:pStyle w:val="ListBullet"/>
+        <w:spacing w:after="40"/>
+        <w:ind w:left="360"/>
       </w:pPr>
-      <w:r>
-        <w:rPr>
-          <w:i/>
-          <w:color w:val="145AA0"/>
-          <w:sz w:val="21"/>
-        </w:rPr>
-      </w:r>
       <w:r>
         <w:rPr>
           <w:color w:val="282C34"/>
           <w:sz w:val="21"/>
         </w:rPr>
-        <w:t>\text{DPF} = \cos \alpha</w:t>
-      </w:r>
-      <w:r>
-        <w:rPr>
-          <w:i/>
-          <w:color w:val="145AA0"/>
-          <w:sz w:val="21"/>
-        </w:rPr>
+        <w:t>As the firing angle α increases to reduce output DC voltage (e.g., slowing down a DC motor), the phase displacement between input voltage and fundamental input current widens directly with α.</w:t>
       </w:r>
     </w:p>
     <w:p>
@@ -3552,81 +2992,7 @@
           <w:color w:val="282C34"/>
           <w:sz w:val="21"/>
         </w:rPr>
-        <w:t xml:space="preserve">As the firing angle </w:t>
-      </w:r>
-      <w:r>
-        <w:rPr>
-          <w:i/>
-          <w:color w:val="145AA0"/>
-          <w:sz w:val="21"/>
-        </w:rPr>
-        <w:t>\alpha</w:t>
-      </w:r>
-      <w:r>
-        <w:rPr>
-          <w:color w:val="282C34"/>
-          <w:sz w:val="21"/>
-        </w:rPr>
-        <w:t xml:space="preserve"> increases to reduce output DC voltage (e.g., slowing down a DC motor), the phase displacement between input voltage and fundamental input current widens directly with </w:t>
-      </w:r>
-      <w:r>
-        <w:rPr>
-          <w:i/>
-          <w:color w:val="145AA0"/>
-          <w:sz w:val="21"/>
-        </w:rPr>
-        <w:t>\alpha</w:t>
-      </w:r>
-      <w:r>
-        <w:rPr>
-          <w:color w:val="282C34"/>
-          <w:sz w:val="21"/>
-        </w:rPr>
-        <w:t>.</w:t>
-      </w:r>
-    </w:p>
-    <w:p>
-      <w:pPr>
-        <w:pStyle w:val="ListBullet"/>
-        <w:spacing w:after="40"/>
-        <w:ind w:left="360"/>
-      </w:pPr>
-      <w:r>
-        <w:rPr>
-          <w:color w:val="282C34"/>
-          <w:sz w:val="21"/>
-        </w:rPr>
-        <w:t xml:space="preserve">At </w:t>
-      </w:r>
-      <w:r>
-        <w:rPr>
-          <w:i/>
-          <w:color w:val="145AA0"/>
-          <w:sz w:val="21"/>
-        </w:rPr>
-        <w:t>\alpha = 60^\circ</w:t>
-      </w:r>
-      <w:r>
-        <w:rPr>
-          <w:color w:val="282C34"/>
-          <w:sz w:val="21"/>
-        </w:rPr>
-        <w:t xml:space="preserve">, </w:t>
-      </w:r>
-      <w:r>
-        <w:rPr>
-          <w:i/>
-          <w:color w:val="145AA0"/>
-          <w:sz w:val="21"/>
-        </w:rPr>
-        <w:t>DPF = \cos(60^\circ) = 0.50</w:t>
-      </w:r>
-      <w:r>
-        <w:rPr>
-          <w:color w:val="282C34"/>
-          <w:sz w:val="21"/>
-        </w:rPr>
-        <w:t xml:space="preserve"> lagging.</w:t>
+        <w:t>At α = 60°, DPF = cos(60°) = 0.50 lagging.</w:t>
       </w:r>
     </w:p>
     <w:p>
